--- a/evaluate-brms-modelling.docx
+++ b/evaluate-brms-modelling.docx
@@ -44,7 +44,7 @@
         </w:p>
       </w:sdtContent>
     </w:sdt>
-    <w:bookmarkStart w:id="29" w:name="experiment-1"/>
+    <w:bookmarkStart w:id="32" w:name="experiment-1"/>
     <w:p>
       <w:pPr>
         <w:pStyle w:val="Heading1"/>
@@ -53,7 +53,7 @@
         <w:t xml:space="preserve">Experiment 1</w:t>
       </w:r>
     </w:p>
-    <w:bookmarkStart w:id="28" w:name="results"/>
+    <w:bookmarkStart w:id="31" w:name="results"/>
     <w:p>
       <w:pPr>
         <w:pStyle w:val="Heading2"/>
@@ -70,7 +70,7 @@
         <w:t xml:space="preserve">Full data and analysis code can be found at [link]</w:t>
       </w:r>
     </w:p>
-    <w:bookmarkStart w:id="27" w:name="non-linear-bayesian-modelling"/>
+    <w:bookmarkStart w:id="30" w:name="non-linear-bayesian-modelling"/>
     <w:p>
       <w:pPr>
         <w:pStyle w:val="Heading3"/>
@@ -726,7 +726,7 @@
         <w:t xml:space="preserve">(Buerkner 2017; 2018) version 2.23.0, which is a package that facilitates Bayesian modelling by interfacing with the probabilistic programming language Stan (Stan Development Team, 2020; n.d). The analyses were run using R version 4.5.1 (2025-06-13). See the supplementary materials and analysis code for the full implementation of the different models and their priors.</w:t>
       </w:r>
     </w:p>
-    <w:bookmarkStart w:id="23" w:name="model-fit"/>
+    <w:bookmarkStart w:id="26" w:name="model-fit"/>
     <w:p>
       <w:pPr>
         <w:pStyle w:val="Heading4"/>
@@ -829,8 +829,63 @@
         </w:drawing>
       </w:r>
     </w:p>
-    <w:bookmarkEnd w:id="23"/>
-    <w:bookmarkStart w:id="26" w:name="model-comparison"/>
+    <w:p>
+      <w:pPr>
+        <w:pStyle w:val="BodyText"/>
+      </w:pPr>
+      <w:r>
+        <w:t xml:space="preserve">We can also separate by valence, as shown in Figure X. Because the model is averaging over valence, it the fits look worse when faceting across them, but importantly the trajectories of both valence levels look similar.</w:t>
+      </w:r>
+    </w:p>
+    <w:p>
+      <w:pPr>
+        <w:pStyle w:val="BodyText"/>
+      </w:pPr>
+      <w:r>
+        <w:drawing>
+          <wp:inline>
+            <wp:extent cx="5943600" cy="4754880"/>
+            <wp:effectExtent b="0" l="0" r="0" t="0"/>
+            <wp:docPr descr="" title="" id="24" name="Picture"/>
+            <a:graphic>
+              <a:graphicData uri="http://schemas.openxmlformats.org/drawingml/2006/picture">
+                <pic:pic>
+                  <pic:nvPicPr>
+                    <pic:cNvPr descr="evaluate-brms-modelling_files/figure-docx/unnamed-chunk-3-1.png" id="25" name="Picture"/>
+                    <pic:cNvPicPr>
+                      <a:picLocks noChangeArrowheads="1" noChangeAspect="1"/>
+                    </pic:cNvPicPr>
+                  </pic:nvPicPr>
+                  <pic:blipFill>
+                    <a:blip r:embed="rId23"/>
+                    <a:stretch>
+                      <a:fillRect/>
+                    </a:stretch>
+                  </pic:blipFill>
+                  <pic:spPr bwMode="auto">
+                    <a:xfrm>
+                      <a:off x="0" y="0"/>
+                      <a:ext cx="5943600" cy="4754880"/>
+                    </a:xfrm>
+                    <a:prstGeom prst="rect">
+                      <a:avLst/>
+                    </a:prstGeom>
+                    <a:noFill/>
+                    <a:ln w="9525">
+                      <a:noFill/>
+                      <a:headEnd/>
+                      <a:tailEnd/>
+                    </a:ln>
+                  </pic:spPr>
+                </pic:pic>
+              </a:graphicData>
+            </a:graphic>
+          </wp:inline>
+        </w:drawing>
+      </w:r>
+    </w:p>
+    <w:bookmarkEnd w:id="26"/>
+    <w:bookmarkStart w:id="29" w:name="model-comparison"/>
     <w:p>
       <w:pPr>
         <w:pStyle w:val="Heading4"/>
@@ -1181,7 +1236,7 @@
       <w:tr>
         <w:tc>
           <w:tcPr/>
-          <w:bookmarkStart w:id="24" w:name="tbl-m-comp-e1"/>
+          <w:bookmarkStart w:id="27" w:name="tbl-m-comp-e1"/>
           <w:p>
             <w:pPr>
               <w:jc w:val="center"/>
@@ -3126,7 +3181,7 @@
                       <w:szCs w:val="22"/>
                       <w:color w:val="000000"/>
                     </w:rPr>
-                    <w:t xml:space="preserve">0.10</w:t>
+                    <w:t xml:space="preserve">0.11</w:t>
                   </w:r>
                 </w:p>
               </w:tc>
@@ -4278,7 +4333,7 @@
                       <w:szCs w:val="22"/>
                       <w:color w:val="000000"/>
                     </w:rPr>
-                    <w:t xml:space="preserve">0.03</w:t>
+                    <w:t xml:space="preserve">0.04</w:t>
                   </w:r>
                 </w:p>
               </w:tc>
@@ -4668,2506 +4723,7 @@
               </w:tc>
             </w:tr>
           </w:tbl>
-          <w:bookmarkEnd w:id="24"/>
-        </w:tc>
-      </w:tr>
-    </w:tbl>
-    <w:tbl xmlns:w="http://schemas.openxmlformats.org/wordprocessingml/2006/main" xmlns:r="http://schemas.openxmlformats.org/officeDocument/2006/relationships" xmlns:w14="http://schemas.microsoft.com/office/word/2010/wordml" xmlns:wp="http://schemas.openxmlformats.org/drawingml/2006/wordprocessingDrawing" xmlns:a="http://schemas.openxmlformats.org/drawingml/2006/main" xmlns:pic="http://schemas.openxmlformats.org/drawingml/2006/picture">
-      <w:tblPr>
-        <w:tblLayout w:type="fixed"/>
-        <w:jc w:val="center"/>
-        <w:tblLook w:firstRow="1" w:lastRow="0" w:firstColumn="0" w:lastColumn="0" w:noHBand="0" w:noVBand="1"/>
-      </w:tblPr>
-      <w:tblGrid>
-        <w:gridCol w:w="1792"/>
-        <w:gridCol w:w="1242"/>
-        <w:gridCol w:w="1059"/>
-        <w:gridCol w:w="1206"/>
-        <w:gridCol w:w="1218"/>
-      </w:tblGrid>
-      <w:tr>
-        <w:trPr>
-          <w:trHeight w:val="617" w:hRule="auto"/>
-          <w:tblHeader/>
-        </w:trPr>
-        header1
-        <w:tc>
-          <w:tcPr>
-            <w:tcBorders>
-              <w:bottom w:val="single" w:sz="12" w:space="0" w:color="666666"/>
-              <w:top w:val="single" w:sz="12" w:space="0" w:color="666666"/>
-              <w:left w:val="none" w:sz="0" w:space="0" w:color="000000"/>
-              <w:right w:val="none" w:sz="0" w:space="0" w:color="000000"/>
-            </w:tcBorders>
-            <w:shd w:val="clear" w:color="auto" w:fill="FFFFFF"/>
-            <w:tcMar>
-              <w:top w:w="0" w:type="dxa"/>
-              <w:bottom w:w="0" w:type="dxa"/>
-              <w:left w:w="0" w:type="dxa"/>
-              <w:right w:w="0" w:type="dxa"/>
-            </w:tcMar>
-            <w:vAlign w:val="center"/>
-          </w:tcPr>
-          <w:p>
-            <w:pPr>
-              <w:jc w:val="left"/>
-              <w:pBdr>
-                <w:bottom w:val="none" w:sz="0" w:space="0" w:color="000000"/>
-                <w:top w:val="none" w:sz="0" w:space="0" w:color="000000"/>
-                <w:left w:val="none" w:sz="0" w:space="0" w:color="000000"/>
-                <w:right w:val="none" w:sz="0" w:space="0" w:color="000000"/>
-              </w:pBdr>
-              <w:spacing w:after="100" w:before="100" w:line="240"/>
-              <w:ind w:left="100" w:right="100" w:firstLine="0" w:firstLineChars="0"/>
-              <w:rPr>
-                <w:rFonts w:ascii="Helvetica" w:hAnsi="Helvetica" w:eastAsia="Helvetica" w:cs="Helvetica"/>
-                <w:i w:val="false"/>
-                <w:b w:val="false"/>
-                <w:u w:val="none"/>
-                <w:strike w:val="false"/>
-                <w:sz w:val="22"/>
-                <w:szCs w:val="22"/>
-                <w:color w:val="000000"/>
-              </w:rPr>
-            </w:pPr>
-            <w:r xmlns:w="http://schemas.openxmlformats.org/wordprocessingml/2006/main" xmlns:wp="http://schemas.openxmlformats.org/drawingml/2006/wordprocessingDrawing" xmlns:r="http://schemas.openxmlformats.org/officeDocument/2006/relationships" xmlns:w14="http://schemas.microsoft.com/office/word/2010/wordml">
-              <w:rPr>
-                <w:rFonts w:ascii="Helvetica" w:hAnsi="Helvetica" w:eastAsia="Helvetica" w:cs="Helvetica"/>
-                <w:i w:val="false"/>
-                <w:b w:val="false"/>
-                <w:u w:val="none"/>
-                <w:strike w:val="false"/>
-                <w:sz w:val="22"/>
-                <w:szCs w:val="22"/>
-                <w:color w:val="000000"/>
-              </w:rPr>
-              <w:t xml:space="preserve">model</w:t>
-            </w:r>
-          </w:p>
-        </w:tc>
-        <w:tc>
-          <w:tcPr>
-            <w:tcBorders>
-              <w:bottom w:val="single" w:sz="12" w:space="0" w:color="666666"/>
-              <w:top w:val="single" w:sz="12" w:space="0" w:color="666666"/>
-              <w:left w:val="none" w:sz="0" w:space="0" w:color="000000"/>
-              <w:right w:val="none" w:sz="0" w:space="0" w:color="000000"/>
-            </w:tcBorders>
-            <w:shd w:val="clear" w:color="auto" w:fill="FFFFFF"/>
-            <w:tcMar>
-              <w:top w:w="0" w:type="dxa"/>
-              <w:bottom w:w="0" w:type="dxa"/>
-              <w:left w:w="0" w:type="dxa"/>
-              <w:right w:w="0" w:type="dxa"/>
-            </w:tcMar>
-            <w:vAlign w:val="center"/>
-          </w:tcPr>
-          <w:p>
-            <w:pPr>
-              <w:jc w:val="right"/>
-              <w:pBdr>
-                <w:bottom w:val="none" w:sz="0" w:space="0" w:color="000000"/>
-                <w:top w:val="none" w:sz="0" w:space="0" w:color="000000"/>
-                <w:left w:val="none" w:sz="0" w:space="0" w:color="000000"/>
-                <w:right w:val="none" w:sz="0" w:space="0" w:color="000000"/>
-              </w:pBdr>
-              <w:spacing w:after="100" w:before="100" w:line="240"/>
-              <w:ind w:left="100" w:right="100" w:firstLine="0" w:firstLineChars="0"/>
-              <w:rPr>
-                <w:rFonts w:ascii="Helvetica" w:hAnsi="Helvetica" w:eastAsia="Helvetica" w:cs="Helvetica"/>
-                <w:i w:val="false"/>
-                <w:b w:val="false"/>
-                <w:u w:val="none"/>
-                <w:strike w:val="false"/>
-                <w:sz w:val="22"/>
-                <w:szCs w:val="22"/>
-                <w:color w:val="000000"/>
-              </w:rPr>
-            </w:pPr>
-            <w:r xmlns:w="http://schemas.openxmlformats.org/wordprocessingml/2006/main" xmlns:wp="http://schemas.openxmlformats.org/drawingml/2006/wordprocessingDrawing" xmlns:r="http://schemas.openxmlformats.org/officeDocument/2006/relationships" xmlns:w14="http://schemas.microsoft.com/office/word/2010/wordml">
-              <w:rPr>
-                <w:rFonts w:ascii="Helvetica" w:hAnsi="Helvetica" w:eastAsia="Helvetica" w:cs="Helvetica"/>
-                <w:i w:val="false"/>
-                <w:b w:val="false"/>
-                <w:u w:val="none"/>
-                <w:strike w:val="false"/>
-                <w:sz w:val="22"/>
-                <w:szCs w:val="22"/>
-                <w:color w:val="000000"/>
-              </w:rPr>
-              <w:t xml:space="preserve">elpd_diff</w:t>
-            </w:r>
-          </w:p>
-        </w:tc>
-        <w:tc>
-          <w:tcPr>
-            <w:tcBorders>
-              <w:bottom w:val="single" w:sz="12" w:space="0" w:color="666666"/>
-              <w:top w:val="single" w:sz="12" w:space="0" w:color="666666"/>
-              <w:left w:val="none" w:sz="0" w:space="0" w:color="000000"/>
-              <w:right w:val="none" w:sz="0" w:space="0" w:color="000000"/>
-            </w:tcBorders>
-            <w:shd w:val="clear" w:color="auto" w:fill="FFFFFF"/>
-            <w:tcMar>
-              <w:top w:w="0" w:type="dxa"/>
-              <w:bottom w:w="0" w:type="dxa"/>
-              <w:left w:w="0" w:type="dxa"/>
-              <w:right w:w="0" w:type="dxa"/>
-            </w:tcMar>
-            <w:vAlign w:val="center"/>
-          </w:tcPr>
-          <w:p>
-            <w:pPr>
-              <w:jc w:val="right"/>
-              <w:pBdr>
-                <w:bottom w:val="none" w:sz="0" w:space="0" w:color="000000"/>
-                <w:top w:val="none" w:sz="0" w:space="0" w:color="000000"/>
-                <w:left w:val="none" w:sz="0" w:space="0" w:color="000000"/>
-                <w:right w:val="none" w:sz="0" w:space="0" w:color="000000"/>
-              </w:pBdr>
-              <w:spacing w:after="100" w:before="100" w:line="240"/>
-              <w:ind w:left="100" w:right="100" w:firstLine="0" w:firstLineChars="0"/>
-              <w:rPr>
-                <w:rFonts w:ascii="Helvetica" w:hAnsi="Helvetica" w:eastAsia="Helvetica" w:cs="Helvetica"/>
-                <w:i w:val="false"/>
-                <w:b w:val="false"/>
-                <w:u w:val="none"/>
-                <w:strike w:val="false"/>
-                <w:sz w:val="22"/>
-                <w:szCs w:val="22"/>
-                <w:color w:val="000000"/>
-              </w:rPr>
-            </w:pPr>
-            <w:r xmlns:w="http://schemas.openxmlformats.org/wordprocessingml/2006/main" xmlns:wp="http://schemas.openxmlformats.org/drawingml/2006/wordprocessingDrawing" xmlns:r="http://schemas.openxmlformats.org/officeDocument/2006/relationships" xmlns:w14="http://schemas.microsoft.com/office/word/2010/wordml">
-              <w:rPr>
-                <w:rFonts w:ascii="Helvetica" w:hAnsi="Helvetica" w:eastAsia="Helvetica" w:cs="Helvetica"/>
-                <w:i w:val="false"/>
-                <w:b w:val="false"/>
-                <w:u w:val="none"/>
-                <w:strike w:val="false"/>
-                <w:sz w:val="22"/>
-                <w:szCs w:val="22"/>
-                <w:color w:val="000000"/>
-              </w:rPr>
-              <w:t xml:space="preserve">se_diff</w:t>
-            </w:r>
-          </w:p>
-        </w:tc>
-        <w:tc>
-          <w:tcPr>
-            <w:tcBorders>
-              <w:bottom w:val="single" w:sz="12" w:space="0" w:color="666666"/>
-              <w:top w:val="single" w:sz="12" w:space="0" w:color="666666"/>
-              <w:left w:val="none" w:sz="0" w:space="0" w:color="000000"/>
-              <w:right w:val="none" w:sz="0" w:space="0" w:color="000000"/>
-            </w:tcBorders>
-            <w:shd w:val="clear" w:color="auto" w:fill="FFFFFF"/>
-            <w:tcMar>
-              <w:top w:w="0" w:type="dxa"/>
-              <w:bottom w:w="0" w:type="dxa"/>
-              <w:left w:w="0" w:type="dxa"/>
-              <w:right w:w="0" w:type="dxa"/>
-            </w:tcMar>
-            <w:vAlign w:val="center"/>
-          </w:tcPr>
-          <w:p>
-            <w:pPr>
-              <w:jc w:val="left"/>
-              <w:pBdr>
-                <w:bottom w:val="none" w:sz="0" w:space="0" w:color="000000"/>
-                <w:top w:val="none" w:sz="0" w:space="0" w:color="000000"/>
-                <w:left w:val="none" w:sz="0" w:space="0" w:color="000000"/>
-                <w:right w:val="none" w:sz="0" w:space="0" w:color="000000"/>
-              </w:pBdr>
-              <w:spacing w:after="100" w:before="100" w:line="240"/>
-              <w:ind w:left="100" w:right="100" w:firstLine="0" w:firstLineChars="0"/>
-              <w:rPr>
-                <w:rFonts w:ascii="Helvetica" w:hAnsi="Helvetica" w:eastAsia="Helvetica" w:cs="Helvetica"/>
-                <w:i w:val="false"/>
-                <w:b w:val="false"/>
-                <w:u w:val="none"/>
-                <w:strike w:val="false"/>
-                <w:sz w:val="22"/>
-                <w:szCs w:val="22"/>
-                <w:color w:val="000000"/>
-              </w:rPr>
-            </w:pPr>
-            <w:r xmlns:w="http://schemas.openxmlformats.org/wordprocessingml/2006/main" xmlns:wp="http://schemas.openxmlformats.org/drawingml/2006/wordprocessingDrawing" xmlns:r="http://schemas.openxmlformats.org/officeDocument/2006/relationships" xmlns:w14="http://schemas.microsoft.com/office/word/2010/wordml">
-              <w:rPr>
-                <w:rFonts w:ascii="Helvetica" w:hAnsi="Helvetica" w:eastAsia="Helvetica" w:cs="Helvetica"/>
-                <w:i w:val="false"/>
-                <w:b w:val="false"/>
-                <w:u w:val="none"/>
-                <w:strike w:val="false"/>
-                <w:sz w:val="22"/>
-                <w:szCs w:val="22"/>
-                <w:color w:val="000000"/>
-              </w:rPr>
-              <w:t xml:space="preserve">looic</w:t>
-            </w:r>
-          </w:p>
-        </w:tc>
-        <w:tc>
-          <w:tcPr>
-            <w:tcBorders>
-              <w:bottom w:val="single" w:sz="12" w:space="0" w:color="666666"/>
-              <w:top w:val="single" w:sz="12" w:space="0" w:color="666666"/>
-              <w:left w:val="none" w:sz="0" w:space="0" w:color="000000"/>
-              <w:right w:val="none" w:sz="0" w:space="0" w:color="000000"/>
-            </w:tcBorders>
-            <w:shd w:val="clear" w:color="auto" w:fill="FFFFFF"/>
-            <w:tcMar>
-              <w:top w:w="0" w:type="dxa"/>
-              <w:bottom w:w="0" w:type="dxa"/>
-              <w:left w:w="0" w:type="dxa"/>
-              <w:right w:w="0" w:type="dxa"/>
-            </w:tcMar>
-            <w:vAlign w:val="center"/>
-          </w:tcPr>
-          <w:p>
-            <w:pPr>
-              <w:jc w:val="right"/>
-              <w:pBdr>
-                <w:bottom w:val="none" w:sz="0" w:space="0" w:color="000000"/>
-                <w:top w:val="none" w:sz="0" w:space="0" w:color="000000"/>
-                <w:left w:val="none" w:sz="0" w:space="0" w:color="000000"/>
-                <w:right w:val="none" w:sz="0" w:space="0" w:color="000000"/>
-              </w:pBdr>
-              <w:spacing w:after="100" w:before="100" w:line="240"/>
-              <w:ind w:left="100" w:right="100" w:firstLine="0" w:firstLineChars="0"/>
-              <w:rPr>
-                <w:rFonts w:ascii="Helvetica" w:hAnsi="Helvetica" w:eastAsia="Helvetica" w:cs="Helvetica"/>
-                <w:i w:val="false"/>
-                <w:b w:val="false"/>
-                <w:u w:val="none"/>
-                <w:strike w:val="false"/>
-                <w:sz w:val="22"/>
-                <w:szCs w:val="22"/>
-                <w:color w:val="000000"/>
-              </w:rPr>
-            </w:pPr>
-            <w:r xmlns:w="http://schemas.openxmlformats.org/wordprocessingml/2006/main" xmlns:wp="http://schemas.openxmlformats.org/drawingml/2006/wordprocessingDrawing" xmlns:r="http://schemas.openxmlformats.org/officeDocument/2006/relationships" xmlns:w14="http://schemas.microsoft.com/office/word/2010/wordml">
-              <w:rPr>
-                <w:rFonts w:ascii="Helvetica" w:hAnsi="Helvetica" w:eastAsia="Helvetica" w:cs="Helvetica"/>
-                <w:i w:val="false"/>
-                <w:b w:val="false"/>
-                <w:u w:val="none"/>
-                <w:strike w:val="false"/>
-                <w:sz w:val="22"/>
-                <w:szCs w:val="22"/>
-                <w:color w:val="000000"/>
-              </w:rPr>
-              <w:t xml:space="preserve">se_looic</w:t>
-            </w:r>
-          </w:p>
-        </w:tc>
-      </w:tr>
-      <w:tr>
-        <w:trPr>
-          <w:trHeight w:val="596" w:hRule="auto"/>
-        </w:trPr>
-        body1
-        <w:tc>
-          <w:tcPr>
-            <w:tcBorders>
-              <w:bottom w:val="none" w:sz="0" w:space="0" w:color="000000"/>
-              <w:top w:val="single" w:sz="12" w:space="0" w:color="666666"/>
-              <w:left w:val="none" w:sz="0" w:space="0" w:color="000000"/>
-              <w:right w:val="none" w:sz="0" w:space="0" w:color="000000"/>
-            </w:tcBorders>
-            <w:shd w:val="clear" w:color="auto" w:fill="FFFFFF"/>
-            <w:tcMar>
-              <w:top w:w="0" w:type="dxa"/>
-              <w:bottom w:w="0" w:type="dxa"/>
-              <w:left w:w="0" w:type="dxa"/>
-              <w:right w:w="0" w:type="dxa"/>
-            </w:tcMar>
-            <w:vAlign w:val="center"/>
-          </w:tcPr>
-          <w:p>
-            <w:pPr>
-              <w:jc w:val="left"/>
-              <w:pBdr>
-                <w:bottom w:val="none" w:sz="0" w:space="0" w:color="000000"/>
-                <w:top w:val="none" w:sz="0" w:space="0" w:color="000000"/>
-                <w:left w:val="none" w:sz="0" w:space="0" w:color="000000"/>
-                <w:right w:val="none" w:sz="0" w:space="0" w:color="000000"/>
-              </w:pBdr>
-              <w:spacing w:after="100" w:before="100" w:line="240"/>
-              <w:ind w:left="100" w:right="100" w:firstLine="0" w:firstLineChars="0"/>
-              <w:rPr>
-                <w:rFonts w:ascii="Helvetica" w:hAnsi="Helvetica" w:eastAsia="Helvetica" w:cs="Helvetica"/>
-                <w:i w:val="false"/>
-                <w:b w:val="false"/>
-                <w:u w:val="none"/>
-                <w:strike w:val="false"/>
-                <w:sz w:val="22"/>
-                <w:szCs w:val="22"/>
-                <w:color w:val="000000"/>
-              </w:rPr>
-            </w:pPr>
-            <w:r xmlns:w="http://schemas.openxmlformats.org/wordprocessingml/2006/main" xmlns:wp="http://schemas.openxmlformats.org/drawingml/2006/wordprocessingDrawing" xmlns:r="http://schemas.openxmlformats.org/officeDocument/2006/relationships" xmlns:w14="http://schemas.microsoft.com/office/word/2010/wordml">
-              <w:rPr>
-                <w:rFonts w:ascii="Helvetica" w:hAnsi="Helvetica" w:eastAsia="Helvetica" w:cs="Helvetica"/>
-                <w:i w:val="false"/>
-                <w:b w:val="false"/>
-                <w:u w:val="none"/>
-                <w:strike w:val="false"/>
-                <w:sz w:val="22"/>
-                <w:szCs w:val="22"/>
-                <w:color w:val="000000"/>
-              </w:rPr>
-              <w:t xml:space="preserve">rate_increase</w:t>
-            </w:r>
-          </w:p>
-        </w:tc>
-        <w:tc>
-          <w:tcPr>
-            <w:tcBorders>
-              <w:bottom w:val="none" w:sz="0" w:space="0" w:color="000000"/>
-              <w:top w:val="single" w:sz="12" w:space="0" w:color="666666"/>
-              <w:left w:val="none" w:sz="0" w:space="0" w:color="000000"/>
-              <w:right w:val="none" w:sz="0" w:space="0" w:color="000000"/>
-            </w:tcBorders>
-            <w:shd w:val="clear" w:color="auto" w:fill="FFFFFF"/>
-            <w:tcMar>
-              <w:top w:w="0" w:type="dxa"/>
-              <w:bottom w:w="0" w:type="dxa"/>
-              <w:left w:w="0" w:type="dxa"/>
-              <w:right w:w="0" w:type="dxa"/>
-            </w:tcMar>
-            <w:vAlign w:val="center"/>
-          </w:tcPr>
-          <w:p>
-            <w:pPr>
-              <w:jc w:val="right"/>
-              <w:pBdr>
-                <w:bottom w:val="none" w:sz="0" w:space="0" w:color="000000"/>
-                <w:top w:val="none" w:sz="0" w:space="0" w:color="000000"/>
-                <w:left w:val="none" w:sz="0" w:space="0" w:color="000000"/>
-                <w:right w:val="none" w:sz="0" w:space="0" w:color="000000"/>
-              </w:pBdr>
-              <w:spacing w:after="100" w:before="100" w:line="240"/>
-              <w:ind w:left="100" w:right="100" w:firstLine="0" w:firstLineChars="0"/>
-              <w:rPr>
-                <w:rFonts w:ascii="Helvetica" w:hAnsi="Helvetica" w:eastAsia="Helvetica" w:cs="Helvetica"/>
-                <w:i w:val="false"/>
-                <w:b w:val="false"/>
-                <w:u w:val="none"/>
-                <w:strike w:val="false"/>
-                <w:sz w:val="22"/>
-                <w:szCs w:val="22"/>
-                <w:color w:val="000000"/>
-              </w:rPr>
-            </w:pPr>
-            <w:r xmlns:w="http://schemas.openxmlformats.org/wordprocessingml/2006/main" xmlns:wp="http://schemas.openxmlformats.org/drawingml/2006/wordprocessingDrawing" xmlns:r="http://schemas.openxmlformats.org/officeDocument/2006/relationships" xmlns:w14="http://schemas.microsoft.com/office/word/2010/wordml">
-              <w:rPr>
-                <w:rFonts w:ascii="Helvetica" w:hAnsi="Helvetica" w:eastAsia="Helvetica" w:cs="Helvetica"/>
-                <w:i w:val="false"/>
-                <w:b w:val="false"/>
-                <w:u w:val="none"/>
-                <w:strike w:val="false"/>
-                <w:sz w:val="22"/>
-                <w:szCs w:val="22"/>
-                <w:color w:val="000000"/>
-              </w:rPr>
-              <w:t xml:space="preserve">0.00</w:t>
-            </w:r>
-          </w:p>
-        </w:tc>
-        <w:tc>
-          <w:tcPr>
-            <w:tcBorders>
-              <w:bottom w:val="none" w:sz="0" w:space="0" w:color="000000"/>
-              <w:top w:val="single" w:sz="12" w:space="0" w:color="666666"/>
-              <w:left w:val="none" w:sz="0" w:space="0" w:color="000000"/>
-              <w:right w:val="none" w:sz="0" w:space="0" w:color="000000"/>
-            </w:tcBorders>
-            <w:shd w:val="clear" w:color="auto" w:fill="FFFFFF"/>
-            <w:tcMar>
-              <w:top w:w="0" w:type="dxa"/>
-              <w:bottom w:w="0" w:type="dxa"/>
-              <w:left w:w="0" w:type="dxa"/>
-              <w:right w:w="0" w:type="dxa"/>
-            </w:tcMar>
-            <w:vAlign w:val="center"/>
-          </w:tcPr>
-          <w:p>
-            <w:pPr>
-              <w:jc w:val="right"/>
-              <w:pBdr>
-                <w:bottom w:val="none" w:sz="0" w:space="0" w:color="000000"/>
-                <w:top w:val="none" w:sz="0" w:space="0" w:color="000000"/>
-                <w:left w:val="none" w:sz="0" w:space="0" w:color="000000"/>
-                <w:right w:val="none" w:sz="0" w:space="0" w:color="000000"/>
-              </w:pBdr>
-              <w:spacing w:after="100" w:before="100" w:line="240"/>
-              <w:ind w:left="100" w:right="100" w:firstLine="0" w:firstLineChars="0"/>
-              <w:rPr>
-                <w:rFonts w:ascii="Helvetica" w:hAnsi="Helvetica" w:eastAsia="Helvetica" w:cs="Helvetica"/>
-                <w:i w:val="false"/>
-                <w:b w:val="false"/>
-                <w:u w:val="none"/>
-                <w:strike w:val="false"/>
-                <w:sz w:val="22"/>
-                <w:szCs w:val="22"/>
-                <w:color w:val="000000"/>
-              </w:rPr>
-            </w:pPr>
-            <w:r xmlns:w="http://schemas.openxmlformats.org/wordprocessingml/2006/main" xmlns:wp="http://schemas.openxmlformats.org/drawingml/2006/wordprocessingDrawing" xmlns:r="http://schemas.openxmlformats.org/officeDocument/2006/relationships" xmlns:w14="http://schemas.microsoft.com/office/word/2010/wordml">
-              <w:rPr>
-                <w:rFonts w:ascii="Helvetica" w:hAnsi="Helvetica" w:eastAsia="Helvetica" w:cs="Helvetica"/>
-                <w:i w:val="false"/>
-                <w:b w:val="false"/>
-                <w:u w:val="none"/>
-                <w:strike w:val="false"/>
-                <w:sz w:val="22"/>
-                <w:szCs w:val="22"/>
-                <w:color w:val="000000"/>
-              </w:rPr>
-              <w:t xml:space="preserve">0.00</w:t>
-            </w:r>
-          </w:p>
-        </w:tc>
-        <w:tc>
-          <w:tcPr>
-            <w:tcBorders>
-              <w:bottom w:val="none" w:sz="0" w:space="0" w:color="000000"/>
-              <w:top w:val="single" w:sz="12" w:space="0" w:color="666666"/>
-              <w:left w:val="none" w:sz="0" w:space="0" w:color="000000"/>
-              <w:right w:val="none" w:sz="0" w:space="0" w:color="000000"/>
-            </w:tcBorders>
-            <w:shd w:val="clear" w:color="auto" w:fill="FFFFFF"/>
-            <w:tcMar>
-              <w:top w:w="0" w:type="dxa"/>
-              <w:bottom w:w="0" w:type="dxa"/>
-              <w:left w:w="0" w:type="dxa"/>
-              <w:right w:w="0" w:type="dxa"/>
-            </w:tcMar>
-            <w:vAlign w:val="center"/>
-          </w:tcPr>
-          <w:p>
-            <w:pPr>
-              <w:jc w:val="left"/>
-              <w:pBdr>
-                <w:bottom w:val="none" w:sz="0" w:space="0" w:color="000000"/>
-                <w:top w:val="none" w:sz="0" w:space="0" w:color="000000"/>
-                <w:left w:val="none" w:sz="0" w:space="0" w:color="000000"/>
-                <w:right w:val="none" w:sz="0" w:space="0" w:color="000000"/>
-              </w:pBdr>
-              <w:spacing w:after="100" w:before="100" w:line="240"/>
-              <w:ind w:left="100" w:right="100" w:firstLine="0" w:firstLineChars="0"/>
-              <w:rPr>
-                <w:rFonts w:ascii="Helvetica" w:hAnsi="Helvetica" w:eastAsia="Helvetica" w:cs="Helvetica"/>
-                <w:i w:val="false"/>
-                <w:b w:val="false"/>
-                <w:u w:val="none"/>
-                <w:strike w:val="false"/>
-                <w:sz w:val="22"/>
-                <w:szCs w:val="22"/>
-                <w:color w:val="000000"/>
-              </w:rPr>
-            </w:pPr>
-            <w:r xmlns:w="http://schemas.openxmlformats.org/wordprocessingml/2006/main" xmlns:wp="http://schemas.openxmlformats.org/drawingml/2006/wordprocessingDrawing" xmlns:r="http://schemas.openxmlformats.org/officeDocument/2006/relationships" xmlns:w14="http://schemas.microsoft.com/office/word/2010/wordml">
-              <w:rPr>
-                <w:rFonts w:ascii="Helvetica" w:hAnsi="Helvetica" w:eastAsia="Helvetica" w:cs="Helvetica"/>
-                <w:i w:val="false"/>
-                <w:b w:val="false"/>
-                <w:u w:val="none"/>
-                <w:strike w:val="false"/>
-                <w:sz w:val="22"/>
-                <w:szCs w:val="22"/>
-                <w:color w:val="000000"/>
-              </w:rPr>
-              <w:t xml:space="preserve">9831.86</w:t>
-            </w:r>
-          </w:p>
-        </w:tc>
-        <w:tc>
-          <w:tcPr>
-            <w:tcBorders>
-              <w:bottom w:val="none" w:sz="0" w:space="0" w:color="000000"/>
-              <w:top w:val="single" w:sz="12" w:space="0" w:color="666666"/>
-              <w:left w:val="none" w:sz="0" w:space="0" w:color="000000"/>
-              <w:right w:val="none" w:sz="0" w:space="0" w:color="000000"/>
-            </w:tcBorders>
-            <w:shd w:val="clear" w:color="auto" w:fill="FFFFFF"/>
-            <w:tcMar>
-              <w:top w:w="0" w:type="dxa"/>
-              <w:bottom w:w="0" w:type="dxa"/>
-              <w:left w:w="0" w:type="dxa"/>
-              <w:right w:w="0" w:type="dxa"/>
-            </w:tcMar>
-            <w:vAlign w:val="center"/>
-          </w:tcPr>
-          <w:p>
-            <w:pPr>
-              <w:jc w:val="right"/>
-              <w:pBdr>
-                <w:bottom w:val="none" w:sz="0" w:space="0" w:color="000000"/>
-                <w:top w:val="none" w:sz="0" w:space="0" w:color="000000"/>
-                <w:left w:val="none" w:sz="0" w:space="0" w:color="000000"/>
-                <w:right w:val="none" w:sz="0" w:space="0" w:color="000000"/>
-              </w:pBdr>
-              <w:spacing w:after="100" w:before="100" w:line="240"/>
-              <w:ind w:left="100" w:right="100" w:firstLine="0" w:firstLineChars="0"/>
-              <w:rPr>
-                <w:rFonts w:ascii="Helvetica" w:hAnsi="Helvetica" w:eastAsia="Helvetica" w:cs="Helvetica"/>
-                <w:i w:val="false"/>
-                <w:b w:val="false"/>
-                <w:u w:val="none"/>
-                <w:strike w:val="false"/>
-                <w:sz w:val="22"/>
-                <w:szCs w:val="22"/>
-                <w:color w:val="000000"/>
-              </w:rPr>
-            </w:pPr>
-            <w:r xmlns:w="http://schemas.openxmlformats.org/wordprocessingml/2006/main" xmlns:wp="http://schemas.openxmlformats.org/drawingml/2006/wordprocessingDrawing" xmlns:r="http://schemas.openxmlformats.org/officeDocument/2006/relationships" xmlns:w14="http://schemas.microsoft.com/office/word/2010/wordml">
-              <w:rPr>
-                <w:rFonts w:ascii="Helvetica" w:hAnsi="Helvetica" w:eastAsia="Helvetica" w:cs="Helvetica"/>
-                <w:i w:val="false"/>
-                <w:b w:val="false"/>
-                <w:u w:val="none"/>
-                <w:strike w:val="false"/>
-                <w:sz w:val="22"/>
-                <w:szCs w:val="22"/>
-                <w:color w:val="000000"/>
-              </w:rPr>
-              <w:t xml:space="preserve">55.36</w:t>
-            </w:r>
-          </w:p>
-        </w:tc>
-      </w:tr>
-      <w:tr>
-        <w:trPr>
-          <w:trHeight w:val="573" w:hRule="auto"/>
-        </w:trPr>
-        body2
-        <w:tc>
-          <w:tcPr>
-            <w:tcBorders>
-              <w:bottom w:val="none" w:sz="0" w:space="0" w:color="000000"/>
-              <w:top w:val="none" w:sz="0" w:space="0" w:color="000000"/>
-              <w:left w:val="none" w:sz="0" w:space="0" w:color="000000"/>
-              <w:right w:val="none" w:sz="0" w:space="0" w:color="000000"/>
-            </w:tcBorders>
-            <w:shd w:val="clear" w:color="auto" w:fill="FFFFFF"/>
-            <w:tcMar>
-              <w:top w:w="0" w:type="dxa"/>
-              <w:bottom w:w="0" w:type="dxa"/>
-              <w:left w:w="0" w:type="dxa"/>
-              <w:right w:w="0" w:type="dxa"/>
-            </w:tcMar>
-            <w:vAlign w:val="center"/>
-          </w:tcPr>
-          <w:p>
-            <w:pPr>
-              <w:jc w:val="left"/>
-              <w:pBdr>
-                <w:bottom w:val="none" w:sz="0" w:space="0" w:color="000000"/>
-                <w:top w:val="none" w:sz="0" w:space="0" w:color="000000"/>
-                <w:left w:val="none" w:sz="0" w:space="0" w:color="000000"/>
-                <w:right w:val="none" w:sz="0" w:space="0" w:color="000000"/>
-              </w:pBdr>
-              <w:spacing w:after="100" w:before="100" w:line="240"/>
-              <w:ind w:left="100" w:right="100" w:firstLine="0" w:firstLineChars="0"/>
-              <w:rPr>
-                <w:rFonts w:ascii="Helvetica" w:hAnsi="Helvetica" w:eastAsia="Helvetica" w:cs="Helvetica"/>
-                <w:i w:val="false"/>
-                <w:b w:val="false"/>
-                <w:u w:val="none"/>
-                <w:strike w:val="false"/>
-                <w:sz w:val="22"/>
-                <w:szCs w:val="22"/>
-                <w:color w:val="000000"/>
-              </w:rPr>
-            </w:pPr>
-            <w:r xmlns:w="http://schemas.openxmlformats.org/wordprocessingml/2006/main" xmlns:wp="http://schemas.openxmlformats.org/drawingml/2006/wordprocessingDrawing" xmlns:r="http://schemas.openxmlformats.org/officeDocument/2006/relationships" xmlns:w14="http://schemas.microsoft.com/office/word/2010/wordml">
-              <w:rPr>
-                <w:rFonts w:ascii="Helvetica" w:hAnsi="Helvetica" w:eastAsia="Helvetica" w:cs="Helvetica"/>
-                <w:i w:val="false"/>
-                <w:b w:val="false"/>
-                <w:u w:val="none"/>
-                <w:strike w:val="false"/>
-                <w:sz w:val="22"/>
-                <w:szCs w:val="22"/>
-                <w:color w:val="000000"/>
-              </w:rPr>
-              <w:t xml:space="preserve">increase</w:t>
-            </w:r>
-          </w:p>
-        </w:tc>
-        <w:tc>
-          <w:tcPr>
-            <w:tcBorders>
-              <w:bottom w:val="none" w:sz="0" w:space="0" w:color="000000"/>
-              <w:top w:val="none" w:sz="0" w:space="0" w:color="000000"/>
-              <w:left w:val="none" w:sz="0" w:space="0" w:color="000000"/>
-              <w:right w:val="none" w:sz="0" w:space="0" w:color="000000"/>
-            </w:tcBorders>
-            <w:shd w:val="clear" w:color="auto" w:fill="FFFFFF"/>
-            <w:tcMar>
-              <w:top w:w="0" w:type="dxa"/>
-              <w:bottom w:w="0" w:type="dxa"/>
-              <w:left w:w="0" w:type="dxa"/>
-              <w:right w:w="0" w:type="dxa"/>
-            </w:tcMar>
-            <w:vAlign w:val="center"/>
-          </w:tcPr>
-          <w:p>
-            <w:pPr>
-              <w:jc w:val="right"/>
-              <w:pBdr>
-                <w:bottom w:val="none" w:sz="0" w:space="0" w:color="000000"/>
-                <w:top w:val="none" w:sz="0" w:space="0" w:color="000000"/>
-                <w:left w:val="none" w:sz="0" w:space="0" w:color="000000"/>
-                <w:right w:val="none" w:sz="0" w:space="0" w:color="000000"/>
-              </w:pBdr>
-              <w:spacing w:after="100" w:before="100" w:line="240"/>
-              <w:ind w:left="100" w:right="100" w:firstLine="0" w:firstLineChars="0"/>
-              <w:rPr>
-                <w:rFonts w:ascii="Helvetica" w:hAnsi="Helvetica" w:eastAsia="Helvetica" w:cs="Helvetica"/>
-                <w:i w:val="false"/>
-                <w:b w:val="false"/>
-                <w:u w:val="none"/>
-                <w:strike w:val="false"/>
-                <w:sz w:val="22"/>
-                <w:szCs w:val="22"/>
-                <w:color w:val="000000"/>
-              </w:rPr>
-            </w:pPr>
-            <w:r xmlns:w="http://schemas.openxmlformats.org/wordprocessingml/2006/main" xmlns:wp="http://schemas.openxmlformats.org/drawingml/2006/wordprocessingDrawing" xmlns:r="http://schemas.openxmlformats.org/officeDocument/2006/relationships" xmlns:w14="http://schemas.microsoft.com/office/word/2010/wordml">
-              <w:rPr>
-                <w:rFonts w:ascii="Helvetica" w:hAnsi="Helvetica" w:eastAsia="Helvetica" w:cs="Helvetica"/>
-                <w:i w:val="false"/>
-                <w:b w:val="false"/>
-                <w:u w:val="none"/>
-                <w:strike w:val="false"/>
-                <w:sz w:val="22"/>
-                <w:szCs w:val="22"/>
-                <w:color w:val="000000"/>
-              </w:rPr>
-              <w:t xml:space="preserve">-0.06</w:t>
-            </w:r>
-          </w:p>
-        </w:tc>
-        <w:tc>
-          <w:tcPr>
-            <w:tcBorders>
-              <w:bottom w:val="none" w:sz="0" w:space="0" w:color="000000"/>
-              <w:top w:val="none" w:sz="0" w:space="0" w:color="000000"/>
-              <w:left w:val="none" w:sz="0" w:space="0" w:color="000000"/>
-              <w:right w:val="none" w:sz="0" w:space="0" w:color="000000"/>
-            </w:tcBorders>
-            <w:shd w:val="clear" w:color="auto" w:fill="FFFFFF"/>
-            <w:tcMar>
-              <w:top w:w="0" w:type="dxa"/>
-              <w:bottom w:w="0" w:type="dxa"/>
-              <w:left w:w="0" w:type="dxa"/>
-              <w:right w:w="0" w:type="dxa"/>
-            </w:tcMar>
-            <w:vAlign w:val="center"/>
-          </w:tcPr>
-          <w:p>
-            <w:pPr>
-              <w:jc w:val="right"/>
-              <w:pBdr>
-                <w:bottom w:val="none" w:sz="0" w:space="0" w:color="000000"/>
-                <w:top w:val="none" w:sz="0" w:space="0" w:color="000000"/>
-                <w:left w:val="none" w:sz="0" w:space="0" w:color="000000"/>
-                <w:right w:val="none" w:sz="0" w:space="0" w:color="000000"/>
-              </w:pBdr>
-              <w:spacing w:after="100" w:before="100" w:line="240"/>
-              <w:ind w:left="100" w:right="100" w:firstLine="0" w:firstLineChars="0"/>
-              <w:rPr>
-                <w:rFonts w:ascii="Helvetica" w:hAnsi="Helvetica" w:eastAsia="Helvetica" w:cs="Helvetica"/>
-                <w:i w:val="false"/>
-                <w:b w:val="false"/>
-                <w:u w:val="none"/>
-                <w:strike w:val="false"/>
-                <w:sz w:val="22"/>
-                <w:szCs w:val="22"/>
-                <w:color w:val="000000"/>
-              </w:rPr>
-            </w:pPr>
-            <w:r xmlns:w="http://schemas.openxmlformats.org/wordprocessingml/2006/main" xmlns:wp="http://schemas.openxmlformats.org/drawingml/2006/wordprocessingDrawing" xmlns:r="http://schemas.openxmlformats.org/officeDocument/2006/relationships" xmlns:w14="http://schemas.microsoft.com/office/word/2010/wordml">
-              <w:rPr>
-                <w:rFonts w:ascii="Helvetica" w:hAnsi="Helvetica" w:eastAsia="Helvetica" w:cs="Helvetica"/>
-                <w:i w:val="false"/>
-                <w:b w:val="false"/>
-                <w:u w:val="none"/>
-                <w:strike w:val="false"/>
-                <w:sz w:val="22"/>
-                <w:szCs w:val="22"/>
-                <w:color w:val="000000"/>
-              </w:rPr>
-              <w:t xml:space="preserve">0.17</w:t>
-            </w:r>
-          </w:p>
-        </w:tc>
-        <w:tc>
-          <w:tcPr>
-            <w:tcBorders>
-              <w:bottom w:val="none" w:sz="0" w:space="0" w:color="000000"/>
-              <w:top w:val="none" w:sz="0" w:space="0" w:color="000000"/>
-              <w:left w:val="none" w:sz="0" w:space="0" w:color="000000"/>
-              <w:right w:val="none" w:sz="0" w:space="0" w:color="000000"/>
-            </w:tcBorders>
-            <w:shd w:val="clear" w:color="auto" w:fill="FFFFFF"/>
-            <w:tcMar>
-              <w:top w:w="0" w:type="dxa"/>
-              <w:bottom w:w="0" w:type="dxa"/>
-              <w:left w:w="0" w:type="dxa"/>
-              <w:right w:w="0" w:type="dxa"/>
-            </w:tcMar>
-            <w:vAlign w:val="center"/>
-          </w:tcPr>
-          <w:p>
-            <w:pPr>
-              <w:jc w:val="left"/>
-              <w:pBdr>
-                <w:bottom w:val="none" w:sz="0" w:space="0" w:color="000000"/>
-                <w:top w:val="none" w:sz="0" w:space="0" w:color="000000"/>
-                <w:left w:val="none" w:sz="0" w:space="0" w:color="000000"/>
-                <w:right w:val="none" w:sz="0" w:space="0" w:color="000000"/>
-              </w:pBdr>
-              <w:spacing w:after="100" w:before="100" w:line="240"/>
-              <w:ind w:left="100" w:right="100" w:firstLine="0" w:firstLineChars="0"/>
-              <w:rPr>
-                <w:rFonts w:ascii="Helvetica" w:hAnsi="Helvetica" w:eastAsia="Helvetica" w:cs="Helvetica"/>
-                <w:i w:val="false"/>
-                <w:b w:val="false"/>
-                <w:u w:val="none"/>
-                <w:strike w:val="false"/>
-                <w:sz w:val="22"/>
-                <w:szCs w:val="22"/>
-                <w:color w:val="000000"/>
-              </w:rPr>
-            </w:pPr>
-            <w:r xmlns:w="http://schemas.openxmlformats.org/wordprocessingml/2006/main" xmlns:wp="http://schemas.openxmlformats.org/drawingml/2006/wordprocessingDrawing" xmlns:r="http://schemas.openxmlformats.org/officeDocument/2006/relationships" xmlns:w14="http://schemas.microsoft.com/office/word/2010/wordml">
-              <w:rPr>
-                <w:rFonts w:ascii="Helvetica" w:hAnsi="Helvetica" w:eastAsia="Helvetica" w:cs="Helvetica"/>
-                <w:i w:val="false"/>
-                <w:b w:val="false"/>
-                <w:u w:val="none"/>
-                <w:strike w:val="false"/>
-                <w:sz w:val="22"/>
-                <w:szCs w:val="22"/>
-                <w:color w:val="000000"/>
-              </w:rPr>
-              <w:t xml:space="preserve">9831.99</w:t>
-            </w:r>
-          </w:p>
-        </w:tc>
-        <w:tc>
-          <w:tcPr>
-            <w:tcBorders>
-              <w:bottom w:val="none" w:sz="0" w:space="0" w:color="000000"/>
-              <w:top w:val="none" w:sz="0" w:space="0" w:color="000000"/>
-              <w:left w:val="none" w:sz="0" w:space="0" w:color="000000"/>
-              <w:right w:val="none" w:sz="0" w:space="0" w:color="000000"/>
-            </w:tcBorders>
-            <w:shd w:val="clear" w:color="auto" w:fill="FFFFFF"/>
-            <w:tcMar>
-              <w:top w:w="0" w:type="dxa"/>
-              <w:bottom w:w="0" w:type="dxa"/>
-              <w:left w:w="0" w:type="dxa"/>
-              <w:right w:w="0" w:type="dxa"/>
-            </w:tcMar>
-            <w:vAlign w:val="center"/>
-          </w:tcPr>
-          <w:p>
-            <w:pPr>
-              <w:jc w:val="right"/>
-              <w:pBdr>
-                <w:bottom w:val="none" w:sz="0" w:space="0" w:color="000000"/>
-                <w:top w:val="none" w:sz="0" w:space="0" w:color="000000"/>
-                <w:left w:val="none" w:sz="0" w:space="0" w:color="000000"/>
-                <w:right w:val="none" w:sz="0" w:space="0" w:color="000000"/>
-              </w:pBdr>
-              <w:spacing w:after="100" w:before="100" w:line="240"/>
-              <w:ind w:left="100" w:right="100" w:firstLine="0" w:firstLineChars="0"/>
-              <w:rPr>
-                <w:rFonts w:ascii="Helvetica" w:hAnsi="Helvetica" w:eastAsia="Helvetica" w:cs="Helvetica"/>
-                <w:i w:val="false"/>
-                <w:b w:val="false"/>
-                <w:u w:val="none"/>
-                <w:strike w:val="false"/>
-                <w:sz w:val="22"/>
-                <w:szCs w:val="22"/>
-                <w:color w:val="000000"/>
-              </w:rPr>
-            </w:pPr>
-            <w:r xmlns:w="http://schemas.openxmlformats.org/wordprocessingml/2006/main" xmlns:wp="http://schemas.openxmlformats.org/drawingml/2006/wordprocessingDrawing" xmlns:r="http://schemas.openxmlformats.org/officeDocument/2006/relationships" xmlns:w14="http://schemas.microsoft.com/office/word/2010/wordml">
-              <w:rPr>
-                <w:rFonts w:ascii="Helvetica" w:hAnsi="Helvetica" w:eastAsia="Helvetica" w:cs="Helvetica"/>
-                <w:i w:val="false"/>
-                <w:b w:val="false"/>
-                <w:u w:val="none"/>
-                <w:strike w:val="false"/>
-                <w:sz w:val="22"/>
-                <w:szCs w:val="22"/>
-                <w:color w:val="000000"/>
-              </w:rPr>
-              <w:t xml:space="preserve">55.27</w:t>
-            </w:r>
-          </w:p>
-        </w:tc>
-      </w:tr>
-      <w:tr>
-        <w:trPr>
-          <w:trHeight w:val="596" w:hRule="auto"/>
-        </w:trPr>
-        body3
-        <w:tc>
-          <w:tcPr>
-            <w:tcBorders>
-              <w:bottom w:val="none" w:sz="0" w:space="0" w:color="000000"/>
-              <w:top w:val="none" w:sz="0" w:space="0" w:color="000000"/>
-              <w:left w:val="none" w:sz="0" w:space="0" w:color="000000"/>
-              <w:right w:val="none" w:sz="0" w:space="0" w:color="000000"/>
-            </w:tcBorders>
-            <w:shd w:val="clear" w:color="auto" w:fill="FFFFFF"/>
-            <w:tcMar>
-              <w:top w:w="0" w:type="dxa"/>
-              <w:bottom w:w="0" w:type="dxa"/>
-              <w:left w:w="0" w:type="dxa"/>
-              <w:right w:w="0" w:type="dxa"/>
-            </w:tcMar>
-            <w:vAlign w:val="center"/>
-          </w:tcPr>
-          <w:p>
-            <w:pPr>
-              <w:jc w:val="left"/>
-              <w:pBdr>
-                <w:bottom w:val="none" w:sz="0" w:space="0" w:color="000000"/>
-                <w:top w:val="none" w:sz="0" w:space="0" w:color="000000"/>
-                <w:left w:val="none" w:sz="0" w:space="0" w:color="000000"/>
-                <w:right w:val="none" w:sz="0" w:space="0" w:color="000000"/>
-              </w:pBdr>
-              <w:spacing w:after="100" w:before="100" w:line="240"/>
-              <w:ind w:left="100" w:right="100" w:firstLine="0" w:firstLineChars="0"/>
-              <w:rPr>
-                <w:rFonts w:ascii="Helvetica" w:hAnsi="Helvetica" w:eastAsia="Helvetica" w:cs="Helvetica"/>
-                <w:i w:val="false"/>
-                <w:b w:val="false"/>
-                <w:u w:val="none"/>
-                <w:strike w:val="false"/>
-                <w:sz w:val="22"/>
-                <w:szCs w:val="22"/>
-                <w:color w:val="000000"/>
-              </w:rPr>
-            </w:pPr>
-            <w:r xmlns:w="http://schemas.openxmlformats.org/wordprocessingml/2006/main" xmlns:wp="http://schemas.openxmlformats.org/drawingml/2006/wordprocessingDrawing" xmlns:r="http://schemas.openxmlformats.org/officeDocument/2006/relationships" xmlns:w14="http://schemas.microsoft.com/office/word/2010/wordml">
-              <w:rPr>
-                <w:rFonts w:ascii="Helvetica" w:hAnsi="Helvetica" w:eastAsia="Helvetica" w:cs="Helvetica"/>
-                <w:i w:val="false"/>
-                <w:b w:val="false"/>
-                <w:u w:val="none"/>
-                <w:strike w:val="false"/>
-                <w:sz w:val="22"/>
-                <w:szCs w:val="22"/>
-                <w:color w:val="000000"/>
-              </w:rPr>
-              <w:t xml:space="preserve">start_increase</w:t>
-            </w:r>
-          </w:p>
-        </w:tc>
-        <w:tc>
-          <w:tcPr>
-            <w:tcBorders>
-              <w:bottom w:val="none" w:sz="0" w:space="0" w:color="000000"/>
-              <w:top w:val="none" w:sz="0" w:space="0" w:color="000000"/>
-              <w:left w:val="none" w:sz="0" w:space="0" w:color="000000"/>
-              <w:right w:val="none" w:sz="0" w:space="0" w:color="000000"/>
-            </w:tcBorders>
-            <w:shd w:val="clear" w:color="auto" w:fill="FFFFFF"/>
-            <w:tcMar>
-              <w:top w:w="0" w:type="dxa"/>
-              <w:bottom w:w="0" w:type="dxa"/>
-              <w:left w:w="0" w:type="dxa"/>
-              <w:right w:w="0" w:type="dxa"/>
-            </w:tcMar>
-            <w:vAlign w:val="center"/>
-          </w:tcPr>
-          <w:p>
-            <w:pPr>
-              <w:jc w:val="right"/>
-              <w:pBdr>
-                <w:bottom w:val="none" w:sz="0" w:space="0" w:color="000000"/>
-                <w:top w:val="none" w:sz="0" w:space="0" w:color="000000"/>
-                <w:left w:val="none" w:sz="0" w:space="0" w:color="000000"/>
-                <w:right w:val="none" w:sz="0" w:space="0" w:color="000000"/>
-              </w:pBdr>
-              <w:spacing w:after="100" w:before="100" w:line="240"/>
-              <w:ind w:left="100" w:right="100" w:firstLine="0" w:firstLineChars="0"/>
-              <w:rPr>
-                <w:rFonts w:ascii="Helvetica" w:hAnsi="Helvetica" w:eastAsia="Helvetica" w:cs="Helvetica"/>
-                <w:i w:val="false"/>
-                <w:b w:val="false"/>
-                <w:u w:val="none"/>
-                <w:strike w:val="false"/>
-                <w:sz w:val="22"/>
-                <w:szCs w:val="22"/>
-                <w:color w:val="000000"/>
-              </w:rPr>
-            </w:pPr>
-            <w:r xmlns:w="http://schemas.openxmlformats.org/wordprocessingml/2006/main" xmlns:wp="http://schemas.openxmlformats.org/drawingml/2006/wordprocessingDrawing" xmlns:r="http://schemas.openxmlformats.org/officeDocument/2006/relationships" xmlns:w14="http://schemas.microsoft.com/office/word/2010/wordml">
-              <w:rPr>
-                <w:rFonts w:ascii="Helvetica" w:hAnsi="Helvetica" w:eastAsia="Helvetica" w:cs="Helvetica"/>
-                <w:i w:val="false"/>
-                <w:b w:val="false"/>
-                <w:u w:val="none"/>
-                <w:strike w:val="false"/>
-                <w:sz w:val="22"/>
-                <w:szCs w:val="22"/>
-                <w:color w:val="000000"/>
-              </w:rPr>
-              <w:t xml:space="preserve">-0.95</w:t>
-            </w:r>
-          </w:p>
-        </w:tc>
-        <w:tc>
-          <w:tcPr>
-            <w:tcBorders>
-              <w:bottom w:val="none" w:sz="0" w:space="0" w:color="000000"/>
-              <w:top w:val="none" w:sz="0" w:space="0" w:color="000000"/>
-              <w:left w:val="none" w:sz="0" w:space="0" w:color="000000"/>
-              <w:right w:val="none" w:sz="0" w:space="0" w:color="000000"/>
-            </w:tcBorders>
-            <w:shd w:val="clear" w:color="auto" w:fill="FFFFFF"/>
-            <w:tcMar>
-              <w:top w:w="0" w:type="dxa"/>
-              <w:bottom w:w="0" w:type="dxa"/>
-              <w:left w:w="0" w:type="dxa"/>
-              <w:right w:w="0" w:type="dxa"/>
-            </w:tcMar>
-            <w:vAlign w:val="center"/>
-          </w:tcPr>
-          <w:p>
-            <w:pPr>
-              <w:jc w:val="right"/>
-              <w:pBdr>
-                <w:bottom w:val="none" w:sz="0" w:space="0" w:color="000000"/>
-                <w:top w:val="none" w:sz="0" w:space="0" w:color="000000"/>
-                <w:left w:val="none" w:sz="0" w:space="0" w:color="000000"/>
-                <w:right w:val="none" w:sz="0" w:space="0" w:color="000000"/>
-              </w:pBdr>
-              <w:spacing w:after="100" w:before="100" w:line="240"/>
-              <w:ind w:left="100" w:right="100" w:firstLine="0" w:firstLineChars="0"/>
-              <w:rPr>
-                <w:rFonts w:ascii="Helvetica" w:hAnsi="Helvetica" w:eastAsia="Helvetica" w:cs="Helvetica"/>
-                <w:i w:val="false"/>
-                <w:b w:val="false"/>
-                <w:u w:val="none"/>
-                <w:strike w:val="false"/>
-                <w:sz w:val="22"/>
-                <w:szCs w:val="22"/>
-                <w:color w:val="000000"/>
-              </w:rPr>
-            </w:pPr>
-            <w:r xmlns:w="http://schemas.openxmlformats.org/wordprocessingml/2006/main" xmlns:wp="http://schemas.openxmlformats.org/drawingml/2006/wordprocessingDrawing" xmlns:r="http://schemas.openxmlformats.org/officeDocument/2006/relationships" xmlns:w14="http://schemas.microsoft.com/office/word/2010/wordml">
-              <w:rPr>
-                <w:rFonts w:ascii="Helvetica" w:hAnsi="Helvetica" w:eastAsia="Helvetica" w:cs="Helvetica"/>
-                <w:i w:val="false"/>
-                <w:b w:val="false"/>
-                <w:u w:val="none"/>
-                <w:strike w:val="false"/>
-                <w:sz w:val="22"/>
-                <w:szCs w:val="22"/>
-                <w:color w:val="000000"/>
-              </w:rPr>
-              <w:t xml:space="preserve">0.72</w:t>
-            </w:r>
-          </w:p>
-        </w:tc>
-        <w:tc>
-          <w:tcPr>
-            <w:tcBorders>
-              <w:bottom w:val="none" w:sz="0" w:space="0" w:color="000000"/>
-              <w:top w:val="none" w:sz="0" w:space="0" w:color="000000"/>
-              <w:left w:val="none" w:sz="0" w:space="0" w:color="000000"/>
-              <w:right w:val="none" w:sz="0" w:space="0" w:color="000000"/>
-            </w:tcBorders>
-            <w:shd w:val="clear" w:color="auto" w:fill="FFFFFF"/>
-            <w:tcMar>
-              <w:top w:w="0" w:type="dxa"/>
-              <w:bottom w:w="0" w:type="dxa"/>
-              <w:left w:w="0" w:type="dxa"/>
-              <w:right w:w="0" w:type="dxa"/>
-            </w:tcMar>
-            <w:vAlign w:val="center"/>
-          </w:tcPr>
-          <w:p>
-            <w:pPr>
-              <w:jc w:val="left"/>
-              <w:pBdr>
-                <w:bottom w:val="none" w:sz="0" w:space="0" w:color="000000"/>
-                <w:top w:val="none" w:sz="0" w:space="0" w:color="000000"/>
-                <w:left w:val="none" w:sz="0" w:space="0" w:color="000000"/>
-                <w:right w:val="none" w:sz="0" w:space="0" w:color="000000"/>
-              </w:pBdr>
-              <w:spacing w:after="100" w:before="100" w:line="240"/>
-              <w:ind w:left="100" w:right="100" w:firstLine="0" w:firstLineChars="0"/>
-              <w:rPr>
-                <w:rFonts w:ascii="Helvetica" w:hAnsi="Helvetica" w:eastAsia="Helvetica" w:cs="Helvetica"/>
-                <w:i w:val="false"/>
-                <w:b w:val="false"/>
-                <w:u w:val="none"/>
-                <w:strike w:val="false"/>
-                <w:sz w:val="22"/>
-                <w:szCs w:val="22"/>
-                <w:color w:val="000000"/>
-              </w:rPr>
-            </w:pPr>
-            <w:r xmlns:w="http://schemas.openxmlformats.org/wordprocessingml/2006/main" xmlns:wp="http://schemas.openxmlformats.org/drawingml/2006/wordprocessingDrawing" xmlns:r="http://schemas.openxmlformats.org/officeDocument/2006/relationships" xmlns:w14="http://schemas.microsoft.com/office/word/2010/wordml">
-              <w:rPr>
-                <w:rFonts w:ascii="Helvetica" w:hAnsi="Helvetica" w:eastAsia="Helvetica" w:cs="Helvetica"/>
-                <w:i w:val="false"/>
-                <w:b w:val="false"/>
-                <w:u w:val="none"/>
-                <w:strike w:val="false"/>
-                <w:sz w:val="22"/>
-                <w:szCs w:val="22"/>
-                <w:color w:val="000000"/>
-              </w:rPr>
-              <w:t xml:space="preserve">9833.75</w:t>
-            </w:r>
-          </w:p>
-        </w:tc>
-        <w:tc>
-          <w:tcPr>
-            <w:tcBorders>
-              <w:bottom w:val="none" w:sz="0" w:space="0" w:color="000000"/>
-              <w:top w:val="none" w:sz="0" w:space="0" w:color="000000"/>
-              <w:left w:val="none" w:sz="0" w:space="0" w:color="000000"/>
-              <w:right w:val="none" w:sz="0" w:space="0" w:color="000000"/>
-            </w:tcBorders>
-            <w:shd w:val="clear" w:color="auto" w:fill="FFFFFF"/>
-            <w:tcMar>
-              <w:top w:w="0" w:type="dxa"/>
-              <w:bottom w:w="0" w:type="dxa"/>
-              <w:left w:w="0" w:type="dxa"/>
-              <w:right w:w="0" w:type="dxa"/>
-            </w:tcMar>
-            <w:vAlign w:val="center"/>
-          </w:tcPr>
-          <w:p>
-            <w:pPr>
-              <w:jc w:val="right"/>
-              <w:pBdr>
-                <w:bottom w:val="none" w:sz="0" w:space="0" w:color="000000"/>
-                <w:top w:val="none" w:sz="0" w:space="0" w:color="000000"/>
-                <w:left w:val="none" w:sz="0" w:space="0" w:color="000000"/>
-                <w:right w:val="none" w:sz="0" w:space="0" w:color="000000"/>
-              </w:pBdr>
-              <w:spacing w:after="100" w:before="100" w:line="240"/>
-              <w:ind w:left="100" w:right="100" w:firstLine="0" w:firstLineChars="0"/>
-              <w:rPr>
-                <w:rFonts w:ascii="Helvetica" w:hAnsi="Helvetica" w:eastAsia="Helvetica" w:cs="Helvetica"/>
-                <w:i w:val="false"/>
-                <w:b w:val="false"/>
-                <w:u w:val="none"/>
-                <w:strike w:val="false"/>
-                <w:sz w:val="22"/>
-                <w:szCs w:val="22"/>
-                <w:color w:val="000000"/>
-              </w:rPr>
-            </w:pPr>
-            <w:r xmlns:w="http://schemas.openxmlformats.org/wordprocessingml/2006/main" xmlns:wp="http://schemas.openxmlformats.org/drawingml/2006/wordprocessingDrawing" xmlns:r="http://schemas.openxmlformats.org/officeDocument/2006/relationships" xmlns:w14="http://schemas.microsoft.com/office/word/2010/wordml">
-              <w:rPr>
-                <w:rFonts w:ascii="Helvetica" w:hAnsi="Helvetica" w:eastAsia="Helvetica" w:cs="Helvetica"/>
-                <w:i w:val="false"/>
-                <w:b w:val="false"/>
-                <w:u w:val="none"/>
-                <w:strike w:val="false"/>
-                <w:sz w:val="22"/>
-                <w:szCs w:val="22"/>
-                <w:color w:val="000000"/>
-              </w:rPr>
-              <w:t xml:space="preserve">55.42</w:t>
-            </w:r>
-          </w:p>
-        </w:tc>
-      </w:tr>
-      <w:tr>
-        <w:trPr>
-          <w:trHeight w:val="574" w:hRule="auto"/>
-        </w:trPr>
-        body4
-        <w:tc>
-          <w:tcPr>
-            <w:tcBorders>
-              <w:bottom w:val="none" w:sz="0" w:space="0" w:color="000000"/>
-              <w:top w:val="none" w:sz="0" w:space="0" w:color="000000"/>
-              <w:left w:val="none" w:sz="0" w:space="0" w:color="000000"/>
-              <w:right w:val="none" w:sz="0" w:space="0" w:color="000000"/>
-            </w:tcBorders>
-            <w:shd w:val="clear" w:color="auto" w:fill="FFFFFF"/>
-            <w:tcMar>
-              <w:top w:w="0" w:type="dxa"/>
-              <w:bottom w:w="0" w:type="dxa"/>
-              <w:left w:w="0" w:type="dxa"/>
-              <w:right w:w="0" w:type="dxa"/>
-            </w:tcMar>
-            <w:vAlign w:val="center"/>
-          </w:tcPr>
-          <w:p>
-            <w:pPr>
-              <w:jc w:val="left"/>
-              <w:pBdr>
-                <w:bottom w:val="none" w:sz="0" w:space="0" w:color="000000"/>
-                <w:top w:val="none" w:sz="0" w:space="0" w:color="000000"/>
-                <w:left w:val="none" w:sz="0" w:space="0" w:color="000000"/>
-                <w:right w:val="none" w:sz="0" w:space="0" w:color="000000"/>
-              </w:pBdr>
-              <w:spacing w:after="100" w:before="100" w:line="240"/>
-              <w:ind w:left="100" w:right="100" w:firstLine="0" w:firstLineChars="0"/>
-              <w:rPr>
-                <w:rFonts w:ascii="Helvetica" w:hAnsi="Helvetica" w:eastAsia="Helvetica" w:cs="Helvetica"/>
-                <w:i w:val="false"/>
-                <w:b w:val="false"/>
-                <w:u w:val="none"/>
-                <w:strike w:val="false"/>
-                <w:sz w:val="22"/>
-                <w:szCs w:val="22"/>
-                <w:color w:val="000000"/>
-              </w:rPr>
-            </w:pPr>
-            <w:r xmlns:w="http://schemas.openxmlformats.org/wordprocessingml/2006/main" xmlns:wp="http://schemas.openxmlformats.org/drawingml/2006/wordprocessingDrawing" xmlns:r="http://schemas.openxmlformats.org/officeDocument/2006/relationships" xmlns:w14="http://schemas.microsoft.com/office/word/2010/wordml">
-              <w:rPr>
-                <w:rFonts w:ascii="Helvetica" w:hAnsi="Helvetica" w:eastAsia="Helvetica" w:cs="Helvetica"/>
-                <w:i w:val="false"/>
-                <w:b w:val="false"/>
-                <w:u w:val="none"/>
-                <w:strike w:val="false"/>
-                <w:sz w:val="22"/>
-                <w:szCs w:val="22"/>
-                <w:color w:val="000000"/>
-              </w:rPr>
-              <w:t xml:space="preserve">full</w:t>
-            </w:r>
-          </w:p>
-        </w:tc>
-        <w:tc>
-          <w:tcPr>
-            <w:tcBorders>
-              <w:bottom w:val="none" w:sz="0" w:space="0" w:color="000000"/>
-              <w:top w:val="none" w:sz="0" w:space="0" w:color="000000"/>
-              <w:left w:val="none" w:sz="0" w:space="0" w:color="000000"/>
-              <w:right w:val="none" w:sz="0" w:space="0" w:color="000000"/>
-            </w:tcBorders>
-            <w:shd w:val="clear" w:color="auto" w:fill="FFFFFF"/>
-            <w:tcMar>
-              <w:top w:w="0" w:type="dxa"/>
-              <w:bottom w:w="0" w:type="dxa"/>
-              <w:left w:w="0" w:type="dxa"/>
-              <w:right w:w="0" w:type="dxa"/>
-            </w:tcMar>
-            <w:vAlign w:val="center"/>
-          </w:tcPr>
-          <w:p>
-            <w:pPr>
-              <w:jc w:val="right"/>
-              <w:pBdr>
-                <w:bottom w:val="none" w:sz="0" w:space="0" w:color="000000"/>
-                <w:top w:val="none" w:sz="0" w:space="0" w:color="000000"/>
-                <w:left w:val="none" w:sz="0" w:space="0" w:color="000000"/>
-                <w:right w:val="none" w:sz="0" w:space="0" w:color="000000"/>
-              </w:pBdr>
-              <w:spacing w:after="100" w:before="100" w:line="240"/>
-              <w:ind w:left="100" w:right="100" w:firstLine="0" w:firstLineChars="0"/>
-              <w:rPr>
-                <w:rFonts w:ascii="Helvetica" w:hAnsi="Helvetica" w:eastAsia="Helvetica" w:cs="Helvetica"/>
-                <w:i w:val="false"/>
-                <w:b w:val="false"/>
-                <w:u w:val="none"/>
-                <w:strike w:val="false"/>
-                <w:sz w:val="22"/>
-                <w:szCs w:val="22"/>
-                <w:color w:val="000000"/>
-              </w:rPr>
-            </w:pPr>
-            <w:r xmlns:w="http://schemas.openxmlformats.org/wordprocessingml/2006/main" xmlns:wp="http://schemas.openxmlformats.org/drawingml/2006/wordprocessingDrawing" xmlns:r="http://schemas.openxmlformats.org/officeDocument/2006/relationships" xmlns:w14="http://schemas.microsoft.com/office/word/2010/wordml">
-              <w:rPr>
-                <w:rFonts w:ascii="Helvetica" w:hAnsi="Helvetica" w:eastAsia="Helvetica" w:cs="Helvetica"/>
-                <w:i w:val="false"/>
-                <w:b w:val="false"/>
-                <w:u w:val="none"/>
-                <w:strike w:val="false"/>
-                <w:sz w:val="22"/>
-                <w:szCs w:val="22"/>
-                <w:color w:val="000000"/>
-              </w:rPr>
-              <w:t xml:space="preserve">-1.17</w:t>
-            </w:r>
-          </w:p>
-        </w:tc>
-        <w:tc>
-          <w:tcPr>
-            <w:tcBorders>
-              <w:bottom w:val="none" w:sz="0" w:space="0" w:color="000000"/>
-              <w:top w:val="none" w:sz="0" w:space="0" w:color="000000"/>
-              <w:left w:val="none" w:sz="0" w:space="0" w:color="000000"/>
-              <w:right w:val="none" w:sz="0" w:space="0" w:color="000000"/>
-            </w:tcBorders>
-            <w:shd w:val="clear" w:color="auto" w:fill="FFFFFF"/>
-            <w:tcMar>
-              <w:top w:w="0" w:type="dxa"/>
-              <w:bottom w:w="0" w:type="dxa"/>
-              <w:left w:w="0" w:type="dxa"/>
-              <w:right w:w="0" w:type="dxa"/>
-            </w:tcMar>
-            <w:vAlign w:val="center"/>
-          </w:tcPr>
-          <w:p>
-            <w:pPr>
-              <w:jc w:val="right"/>
-              <w:pBdr>
-                <w:bottom w:val="none" w:sz="0" w:space="0" w:color="000000"/>
-                <w:top w:val="none" w:sz="0" w:space="0" w:color="000000"/>
-                <w:left w:val="none" w:sz="0" w:space="0" w:color="000000"/>
-                <w:right w:val="none" w:sz="0" w:space="0" w:color="000000"/>
-              </w:pBdr>
-              <w:spacing w:after="100" w:before="100" w:line="240"/>
-              <w:ind w:left="100" w:right="100" w:firstLine="0" w:firstLineChars="0"/>
-              <w:rPr>
-                <w:rFonts w:ascii="Helvetica" w:hAnsi="Helvetica" w:eastAsia="Helvetica" w:cs="Helvetica"/>
-                <w:i w:val="false"/>
-                <w:b w:val="false"/>
-                <w:u w:val="none"/>
-                <w:strike w:val="false"/>
-                <w:sz w:val="22"/>
-                <w:szCs w:val="22"/>
-                <w:color w:val="000000"/>
-              </w:rPr>
-            </w:pPr>
-            <w:r xmlns:w="http://schemas.openxmlformats.org/wordprocessingml/2006/main" xmlns:wp="http://schemas.openxmlformats.org/drawingml/2006/wordprocessingDrawing" xmlns:r="http://schemas.openxmlformats.org/officeDocument/2006/relationships" xmlns:w14="http://schemas.microsoft.com/office/word/2010/wordml">
-              <w:rPr>
-                <w:rFonts w:ascii="Helvetica" w:hAnsi="Helvetica" w:eastAsia="Helvetica" w:cs="Helvetica"/>
-                <w:i w:val="false"/>
-                <w:b w:val="false"/>
-                <w:u w:val="none"/>
-                <w:strike w:val="false"/>
-                <w:sz w:val="22"/>
-                <w:szCs w:val="22"/>
-                <w:color w:val="000000"/>
-              </w:rPr>
-              <w:t xml:space="preserve">0.69</w:t>
-            </w:r>
-          </w:p>
-        </w:tc>
-        <w:tc>
-          <w:tcPr>
-            <w:tcBorders>
-              <w:bottom w:val="none" w:sz="0" w:space="0" w:color="000000"/>
-              <w:top w:val="none" w:sz="0" w:space="0" w:color="000000"/>
-              <w:left w:val="none" w:sz="0" w:space="0" w:color="000000"/>
-              <w:right w:val="none" w:sz="0" w:space="0" w:color="000000"/>
-            </w:tcBorders>
-            <w:shd w:val="clear" w:color="auto" w:fill="FFFFFF"/>
-            <w:tcMar>
-              <w:top w:w="0" w:type="dxa"/>
-              <w:bottom w:w="0" w:type="dxa"/>
-              <w:left w:w="0" w:type="dxa"/>
-              <w:right w:w="0" w:type="dxa"/>
-            </w:tcMar>
-            <w:vAlign w:val="center"/>
-          </w:tcPr>
-          <w:p>
-            <w:pPr>
-              <w:jc w:val="left"/>
-              <w:pBdr>
-                <w:bottom w:val="none" w:sz="0" w:space="0" w:color="000000"/>
-                <w:top w:val="none" w:sz="0" w:space="0" w:color="000000"/>
-                <w:left w:val="none" w:sz="0" w:space="0" w:color="000000"/>
-                <w:right w:val="none" w:sz="0" w:space="0" w:color="000000"/>
-              </w:pBdr>
-              <w:spacing w:after="100" w:before="100" w:line="240"/>
-              <w:ind w:left="100" w:right="100" w:firstLine="0" w:firstLineChars="0"/>
-              <w:rPr>
-                <w:rFonts w:ascii="Helvetica" w:hAnsi="Helvetica" w:eastAsia="Helvetica" w:cs="Helvetica"/>
-                <w:i w:val="false"/>
-                <w:b w:val="false"/>
-                <w:u w:val="none"/>
-                <w:strike w:val="false"/>
-                <w:sz w:val="22"/>
-                <w:szCs w:val="22"/>
-                <w:color w:val="000000"/>
-              </w:rPr>
-            </w:pPr>
-            <w:r xmlns:w="http://schemas.openxmlformats.org/wordprocessingml/2006/main" xmlns:wp="http://schemas.openxmlformats.org/drawingml/2006/wordprocessingDrawing" xmlns:r="http://schemas.openxmlformats.org/officeDocument/2006/relationships" xmlns:w14="http://schemas.microsoft.com/office/word/2010/wordml">
-              <w:rPr>
-                <w:rFonts w:ascii="Helvetica" w:hAnsi="Helvetica" w:eastAsia="Helvetica" w:cs="Helvetica"/>
-                <w:i w:val="false"/>
-                <w:b w:val="false"/>
-                <w:u w:val="none"/>
-                <w:strike w:val="false"/>
-                <w:sz w:val="22"/>
-                <w:szCs w:val="22"/>
-                <w:color w:val="000000"/>
-              </w:rPr>
-              <w:t xml:space="preserve">9834.2</w:t>
-            </w:r>
-          </w:p>
-        </w:tc>
-        <w:tc>
-          <w:tcPr>
-            <w:tcBorders>
-              <w:bottom w:val="none" w:sz="0" w:space="0" w:color="000000"/>
-              <w:top w:val="none" w:sz="0" w:space="0" w:color="000000"/>
-              <w:left w:val="none" w:sz="0" w:space="0" w:color="000000"/>
-              <w:right w:val="none" w:sz="0" w:space="0" w:color="000000"/>
-            </w:tcBorders>
-            <w:shd w:val="clear" w:color="auto" w:fill="FFFFFF"/>
-            <w:tcMar>
-              <w:top w:w="0" w:type="dxa"/>
-              <w:bottom w:w="0" w:type="dxa"/>
-              <w:left w:w="0" w:type="dxa"/>
-              <w:right w:w="0" w:type="dxa"/>
-            </w:tcMar>
-            <w:vAlign w:val="center"/>
-          </w:tcPr>
-          <w:p>
-            <w:pPr>
-              <w:jc w:val="right"/>
-              <w:pBdr>
-                <w:bottom w:val="none" w:sz="0" w:space="0" w:color="000000"/>
-                <w:top w:val="none" w:sz="0" w:space="0" w:color="000000"/>
-                <w:left w:val="none" w:sz="0" w:space="0" w:color="000000"/>
-                <w:right w:val="none" w:sz="0" w:space="0" w:color="000000"/>
-              </w:pBdr>
-              <w:spacing w:after="100" w:before="100" w:line="240"/>
-              <w:ind w:left="100" w:right="100" w:firstLine="0" w:firstLineChars="0"/>
-              <w:rPr>
-                <w:rFonts w:ascii="Helvetica" w:hAnsi="Helvetica" w:eastAsia="Helvetica" w:cs="Helvetica"/>
-                <w:i w:val="false"/>
-                <w:b w:val="false"/>
-                <w:u w:val="none"/>
-                <w:strike w:val="false"/>
-                <w:sz w:val="22"/>
-                <w:szCs w:val="22"/>
-                <w:color w:val="000000"/>
-              </w:rPr>
-            </w:pPr>
-            <w:r xmlns:w="http://schemas.openxmlformats.org/wordprocessingml/2006/main" xmlns:wp="http://schemas.openxmlformats.org/drawingml/2006/wordprocessingDrawing" xmlns:r="http://schemas.openxmlformats.org/officeDocument/2006/relationships" xmlns:w14="http://schemas.microsoft.com/office/word/2010/wordml">
-              <w:rPr>
-                <w:rFonts w:ascii="Helvetica" w:hAnsi="Helvetica" w:eastAsia="Helvetica" w:cs="Helvetica"/>
-                <w:i w:val="false"/>
-                <w:b w:val="false"/>
-                <w:u w:val="none"/>
-                <w:strike w:val="false"/>
-                <w:sz w:val="22"/>
-                <w:szCs w:val="22"/>
-                <w:color w:val="000000"/>
-              </w:rPr>
-              <w:t xml:space="preserve">55.49</w:t>
-            </w:r>
-          </w:p>
-        </w:tc>
-      </w:tr>
-      <w:tr>
-        <w:trPr>
-          <w:trHeight w:val="585" w:hRule="auto"/>
-        </w:trPr>
-        body5
-        <w:tc>
-          <w:tcPr>
-            <w:tcBorders>
-              <w:bottom w:val="none" w:sz="0" w:space="0" w:color="000000"/>
-              <w:top w:val="none" w:sz="0" w:space="0" w:color="000000"/>
-              <w:left w:val="none" w:sz="0" w:space="0" w:color="000000"/>
-              <w:right w:val="none" w:sz="0" w:space="0" w:color="000000"/>
-            </w:tcBorders>
-            <w:shd w:val="clear" w:color="auto" w:fill="FFFFFF"/>
-            <w:tcMar>
-              <w:top w:w="0" w:type="dxa"/>
-              <w:bottom w:w="0" w:type="dxa"/>
-              <w:left w:w="0" w:type="dxa"/>
-              <w:right w:w="0" w:type="dxa"/>
-            </w:tcMar>
-            <w:vAlign w:val="center"/>
-          </w:tcPr>
-          <w:p>
-            <w:pPr>
-              <w:jc w:val="left"/>
-              <w:pBdr>
-                <w:bottom w:val="none" w:sz="0" w:space="0" w:color="000000"/>
-                <w:top w:val="none" w:sz="0" w:space="0" w:color="000000"/>
-                <w:left w:val="none" w:sz="0" w:space="0" w:color="000000"/>
-                <w:right w:val="none" w:sz="0" w:space="0" w:color="000000"/>
-              </w:pBdr>
-              <w:spacing w:after="100" w:before="100" w:line="240"/>
-              <w:ind w:left="100" w:right="100" w:firstLine="0" w:firstLineChars="0"/>
-              <w:rPr>
-                <w:rFonts w:ascii="Helvetica" w:hAnsi="Helvetica" w:eastAsia="Helvetica" w:cs="Helvetica"/>
-                <w:i w:val="false"/>
-                <w:b w:val="false"/>
-                <w:u w:val="none"/>
-                <w:strike w:val="false"/>
-                <w:sz w:val="22"/>
-                <w:szCs w:val="22"/>
-                <w:color w:val="000000"/>
-              </w:rPr>
-            </w:pPr>
-            <w:r xmlns:w="http://schemas.openxmlformats.org/wordprocessingml/2006/main" xmlns:wp="http://schemas.openxmlformats.org/drawingml/2006/wordprocessingDrawing" xmlns:r="http://schemas.openxmlformats.org/officeDocument/2006/relationships" xmlns:w14="http://schemas.microsoft.com/office/word/2010/wordml">
-              <w:rPr>
-                <w:rFonts w:ascii="Helvetica" w:hAnsi="Helvetica" w:eastAsia="Helvetica" w:cs="Helvetica"/>
-                <w:i w:val="false"/>
-                <w:b w:val="false"/>
-                <w:u w:val="none"/>
-                <w:strike w:val="false"/>
-                <w:sz w:val="22"/>
-                <w:szCs w:val="22"/>
-                <w:color w:val="000000"/>
-              </w:rPr>
-              <w:t xml:space="preserve">start_rate</w:t>
-            </w:r>
-          </w:p>
-        </w:tc>
-        <w:tc>
-          <w:tcPr>
-            <w:tcBorders>
-              <w:bottom w:val="none" w:sz="0" w:space="0" w:color="000000"/>
-              <w:top w:val="none" w:sz="0" w:space="0" w:color="000000"/>
-              <w:left w:val="none" w:sz="0" w:space="0" w:color="000000"/>
-              <w:right w:val="none" w:sz="0" w:space="0" w:color="000000"/>
-            </w:tcBorders>
-            <w:shd w:val="clear" w:color="auto" w:fill="FFFFFF"/>
-            <w:tcMar>
-              <w:top w:w="0" w:type="dxa"/>
-              <w:bottom w:w="0" w:type="dxa"/>
-              <w:left w:w="0" w:type="dxa"/>
-              <w:right w:w="0" w:type="dxa"/>
-            </w:tcMar>
-            <w:vAlign w:val="center"/>
-          </w:tcPr>
-          <w:p>
-            <w:pPr>
-              <w:jc w:val="right"/>
-              <w:pBdr>
-                <w:bottom w:val="none" w:sz="0" w:space="0" w:color="000000"/>
-                <w:top w:val="none" w:sz="0" w:space="0" w:color="000000"/>
-                <w:left w:val="none" w:sz="0" w:space="0" w:color="000000"/>
-                <w:right w:val="none" w:sz="0" w:space="0" w:color="000000"/>
-              </w:pBdr>
-              <w:spacing w:after="100" w:before="100" w:line="240"/>
-              <w:ind w:left="100" w:right="100" w:firstLine="0" w:firstLineChars="0"/>
-              <w:rPr>
-                <w:rFonts w:ascii="Helvetica" w:hAnsi="Helvetica" w:eastAsia="Helvetica" w:cs="Helvetica"/>
-                <w:i w:val="false"/>
-                <w:b w:val="false"/>
-                <w:u w:val="none"/>
-                <w:strike w:val="false"/>
-                <w:sz w:val="22"/>
-                <w:szCs w:val="22"/>
-                <w:color w:val="000000"/>
-              </w:rPr>
-            </w:pPr>
-            <w:r xmlns:w="http://schemas.openxmlformats.org/wordprocessingml/2006/main" xmlns:wp="http://schemas.openxmlformats.org/drawingml/2006/wordprocessingDrawing" xmlns:r="http://schemas.openxmlformats.org/officeDocument/2006/relationships" xmlns:w14="http://schemas.microsoft.com/office/word/2010/wordml">
-              <w:rPr>
-                <w:rFonts w:ascii="Helvetica" w:hAnsi="Helvetica" w:eastAsia="Helvetica" w:cs="Helvetica"/>
-                <w:i w:val="false"/>
-                <w:b w:val="false"/>
-                <w:u w:val="none"/>
-                <w:strike w:val="false"/>
-                <w:sz w:val="22"/>
-                <w:szCs w:val="22"/>
-                <w:color w:val="000000"/>
-              </w:rPr>
-              <w:t xml:space="preserve">-2.52</w:t>
-            </w:r>
-          </w:p>
-        </w:tc>
-        <w:tc>
-          <w:tcPr>
-            <w:tcBorders>
-              <w:bottom w:val="none" w:sz="0" w:space="0" w:color="000000"/>
-              <w:top w:val="none" w:sz="0" w:space="0" w:color="000000"/>
-              <w:left w:val="none" w:sz="0" w:space="0" w:color="000000"/>
-              <w:right w:val="none" w:sz="0" w:space="0" w:color="000000"/>
-            </w:tcBorders>
-            <w:shd w:val="clear" w:color="auto" w:fill="FFFFFF"/>
-            <w:tcMar>
-              <w:top w:w="0" w:type="dxa"/>
-              <w:bottom w:w="0" w:type="dxa"/>
-              <w:left w:w="0" w:type="dxa"/>
-              <w:right w:w="0" w:type="dxa"/>
-            </w:tcMar>
-            <w:vAlign w:val="center"/>
-          </w:tcPr>
-          <w:p>
-            <w:pPr>
-              <w:jc w:val="right"/>
-              <w:pBdr>
-                <w:bottom w:val="none" w:sz="0" w:space="0" w:color="000000"/>
-                <w:top w:val="none" w:sz="0" w:space="0" w:color="000000"/>
-                <w:left w:val="none" w:sz="0" w:space="0" w:color="000000"/>
-                <w:right w:val="none" w:sz="0" w:space="0" w:color="000000"/>
-              </w:pBdr>
-              <w:spacing w:after="100" w:before="100" w:line="240"/>
-              <w:ind w:left="100" w:right="100" w:firstLine="0" w:firstLineChars="0"/>
-              <w:rPr>
-                <w:rFonts w:ascii="Helvetica" w:hAnsi="Helvetica" w:eastAsia="Helvetica" w:cs="Helvetica"/>
-                <w:i w:val="false"/>
-                <w:b w:val="false"/>
-                <w:u w:val="none"/>
-                <w:strike w:val="false"/>
-                <w:sz w:val="22"/>
-                <w:szCs w:val="22"/>
-                <w:color w:val="000000"/>
-              </w:rPr>
-            </w:pPr>
-            <w:r xmlns:w="http://schemas.openxmlformats.org/wordprocessingml/2006/main" xmlns:wp="http://schemas.openxmlformats.org/drawingml/2006/wordprocessingDrawing" xmlns:r="http://schemas.openxmlformats.org/officeDocument/2006/relationships" xmlns:w14="http://schemas.microsoft.com/office/word/2010/wordml">
-              <w:rPr>
-                <w:rFonts w:ascii="Helvetica" w:hAnsi="Helvetica" w:eastAsia="Helvetica" w:cs="Helvetica"/>
-                <w:i w:val="false"/>
-                <w:b w:val="false"/>
-                <w:u w:val="none"/>
-                <w:strike w:val="false"/>
-                <w:sz w:val="22"/>
-                <w:szCs w:val="22"/>
-                <w:color w:val="000000"/>
-              </w:rPr>
-              <w:t xml:space="preserve">1.64</w:t>
-            </w:r>
-          </w:p>
-        </w:tc>
-        <w:tc>
-          <w:tcPr>
-            <w:tcBorders>
-              <w:bottom w:val="none" w:sz="0" w:space="0" w:color="000000"/>
-              <w:top w:val="none" w:sz="0" w:space="0" w:color="000000"/>
-              <w:left w:val="none" w:sz="0" w:space="0" w:color="000000"/>
-              <w:right w:val="none" w:sz="0" w:space="0" w:color="000000"/>
-            </w:tcBorders>
-            <w:shd w:val="clear" w:color="auto" w:fill="FFFFFF"/>
-            <w:tcMar>
-              <w:top w:w="0" w:type="dxa"/>
-              <w:bottom w:w="0" w:type="dxa"/>
-              <w:left w:w="0" w:type="dxa"/>
-              <w:right w:w="0" w:type="dxa"/>
-            </w:tcMar>
-            <w:vAlign w:val="center"/>
-          </w:tcPr>
-          <w:p>
-            <w:pPr>
-              <w:jc w:val="left"/>
-              <w:pBdr>
-                <w:bottom w:val="none" w:sz="0" w:space="0" w:color="000000"/>
-                <w:top w:val="none" w:sz="0" w:space="0" w:color="000000"/>
-                <w:left w:val="none" w:sz="0" w:space="0" w:color="000000"/>
-                <w:right w:val="none" w:sz="0" w:space="0" w:color="000000"/>
-              </w:pBdr>
-              <w:spacing w:after="100" w:before="100" w:line="240"/>
-              <w:ind w:left="100" w:right="100" w:firstLine="0" w:firstLineChars="0"/>
-              <w:rPr>
-                <w:rFonts w:ascii="Helvetica" w:hAnsi="Helvetica" w:eastAsia="Helvetica" w:cs="Helvetica"/>
-                <w:i w:val="false"/>
-                <w:b w:val="false"/>
-                <w:u w:val="none"/>
-                <w:strike w:val="false"/>
-                <w:sz w:val="22"/>
-                <w:szCs w:val="22"/>
-                <w:color w:val="000000"/>
-              </w:rPr>
-            </w:pPr>
-            <w:r xmlns:w="http://schemas.openxmlformats.org/wordprocessingml/2006/main" xmlns:wp="http://schemas.openxmlformats.org/drawingml/2006/wordprocessingDrawing" xmlns:r="http://schemas.openxmlformats.org/officeDocument/2006/relationships" xmlns:w14="http://schemas.microsoft.com/office/word/2010/wordml">
-              <w:rPr>
-                <w:rFonts w:ascii="Helvetica" w:hAnsi="Helvetica" w:eastAsia="Helvetica" w:cs="Helvetica"/>
-                <w:i w:val="false"/>
-                <w:b w:val="false"/>
-                <w:u w:val="none"/>
-                <w:strike w:val="false"/>
-                <w:sz w:val="22"/>
-                <w:szCs w:val="22"/>
-                <w:color w:val="000000"/>
-              </w:rPr>
-              <w:t xml:space="preserve">9836.89</w:t>
-            </w:r>
-          </w:p>
-        </w:tc>
-        <w:tc>
-          <w:tcPr>
-            <w:tcBorders>
-              <w:bottom w:val="none" w:sz="0" w:space="0" w:color="000000"/>
-              <w:top w:val="none" w:sz="0" w:space="0" w:color="000000"/>
-              <w:left w:val="none" w:sz="0" w:space="0" w:color="000000"/>
-              <w:right w:val="none" w:sz="0" w:space="0" w:color="000000"/>
-            </w:tcBorders>
-            <w:shd w:val="clear" w:color="auto" w:fill="FFFFFF"/>
-            <w:tcMar>
-              <w:top w:w="0" w:type="dxa"/>
-              <w:bottom w:w="0" w:type="dxa"/>
-              <w:left w:w="0" w:type="dxa"/>
-              <w:right w:w="0" w:type="dxa"/>
-            </w:tcMar>
-            <w:vAlign w:val="center"/>
-          </w:tcPr>
-          <w:p>
-            <w:pPr>
-              <w:jc w:val="right"/>
-              <w:pBdr>
-                <w:bottom w:val="none" w:sz="0" w:space="0" w:color="000000"/>
-                <w:top w:val="none" w:sz="0" w:space="0" w:color="000000"/>
-                <w:left w:val="none" w:sz="0" w:space="0" w:color="000000"/>
-                <w:right w:val="none" w:sz="0" w:space="0" w:color="000000"/>
-              </w:pBdr>
-              <w:spacing w:after="100" w:before="100" w:line="240"/>
-              <w:ind w:left="100" w:right="100" w:firstLine="0" w:firstLineChars="0"/>
-              <w:rPr>
-                <w:rFonts w:ascii="Helvetica" w:hAnsi="Helvetica" w:eastAsia="Helvetica" w:cs="Helvetica"/>
-                <w:i w:val="false"/>
-                <w:b w:val="false"/>
-                <w:u w:val="none"/>
-                <w:strike w:val="false"/>
-                <w:sz w:val="22"/>
-                <w:szCs w:val="22"/>
-                <w:color w:val="000000"/>
-              </w:rPr>
-            </w:pPr>
-            <w:r xmlns:w="http://schemas.openxmlformats.org/wordprocessingml/2006/main" xmlns:wp="http://schemas.openxmlformats.org/drawingml/2006/wordprocessingDrawing" xmlns:r="http://schemas.openxmlformats.org/officeDocument/2006/relationships" xmlns:w14="http://schemas.microsoft.com/office/word/2010/wordml">
-              <w:rPr>
-                <w:rFonts w:ascii="Helvetica" w:hAnsi="Helvetica" w:eastAsia="Helvetica" w:cs="Helvetica"/>
-                <w:i w:val="false"/>
-                <w:b w:val="false"/>
-                <w:u w:val="none"/>
-                <w:strike w:val="false"/>
-                <w:sz w:val="22"/>
-                <w:szCs w:val="22"/>
-                <w:color w:val="000000"/>
-              </w:rPr>
-              <w:t xml:space="preserve">55.29</w:t>
-            </w:r>
-          </w:p>
-        </w:tc>
-      </w:tr>
-      <w:tr>
-        <w:trPr>
-          <w:trHeight w:val="569" w:hRule="auto"/>
-        </w:trPr>
-        body6
-        <w:tc>
-          <w:tcPr>
-            <w:tcBorders>
-              <w:bottom w:val="none" w:sz="0" w:space="0" w:color="000000"/>
-              <w:top w:val="none" w:sz="0" w:space="0" w:color="000000"/>
-              <w:left w:val="none" w:sz="0" w:space="0" w:color="000000"/>
-              <w:right w:val="none" w:sz="0" w:space="0" w:color="000000"/>
-            </w:tcBorders>
-            <w:shd w:val="clear" w:color="auto" w:fill="FFFFFF"/>
-            <w:tcMar>
-              <w:top w:w="0" w:type="dxa"/>
-              <w:bottom w:w="0" w:type="dxa"/>
-              <w:left w:w="0" w:type="dxa"/>
-              <w:right w:w="0" w:type="dxa"/>
-            </w:tcMar>
-            <w:vAlign w:val="center"/>
-          </w:tcPr>
-          <w:p>
-            <w:pPr>
-              <w:jc w:val="left"/>
-              <w:pBdr>
-                <w:bottom w:val="none" w:sz="0" w:space="0" w:color="000000"/>
-                <w:top w:val="none" w:sz="0" w:space="0" w:color="000000"/>
-                <w:left w:val="none" w:sz="0" w:space="0" w:color="000000"/>
-                <w:right w:val="none" w:sz="0" w:space="0" w:color="000000"/>
-              </w:pBdr>
-              <w:spacing w:after="100" w:before="100" w:line="240"/>
-              <w:ind w:left="100" w:right="100" w:firstLine="0" w:firstLineChars="0"/>
-              <w:rPr>
-                <w:rFonts w:ascii="Helvetica" w:hAnsi="Helvetica" w:eastAsia="Helvetica" w:cs="Helvetica"/>
-                <w:i w:val="false"/>
-                <w:b w:val="false"/>
-                <w:u w:val="none"/>
-                <w:strike w:val="false"/>
-                <w:sz w:val="22"/>
-                <w:szCs w:val="22"/>
-                <w:color w:val="000000"/>
-              </w:rPr>
-            </w:pPr>
-            <w:r xmlns:w="http://schemas.openxmlformats.org/wordprocessingml/2006/main" xmlns:wp="http://schemas.openxmlformats.org/drawingml/2006/wordprocessingDrawing" xmlns:r="http://schemas.openxmlformats.org/officeDocument/2006/relationships" xmlns:w14="http://schemas.microsoft.com/office/word/2010/wordml">
-              <w:rPr>
-                <w:rFonts w:ascii="Helvetica" w:hAnsi="Helvetica" w:eastAsia="Helvetica" w:cs="Helvetica"/>
-                <w:i w:val="false"/>
-                <w:b w:val="false"/>
-                <w:u w:val="none"/>
-                <w:strike w:val="false"/>
-                <w:sz w:val="22"/>
-                <w:szCs w:val="22"/>
-                <w:color w:val="000000"/>
-              </w:rPr>
-              <w:t xml:space="preserve">rate</w:t>
-            </w:r>
-          </w:p>
-        </w:tc>
-        <w:tc>
-          <w:tcPr>
-            <w:tcBorders>
-              <w:bottom w:val="none" w:sz="0" w:space="0" w:color="000000"/>
-              <w:top w:val="none" w:sz="0" w:space="0" w:color="000000"/>
-              <w:left w:val="none" w:sz="0" w:space="0" w:color="000000"/>
-              <w:right w:val="none" w:sz="0" w:space="0" w:color="000000"/>
-            </w:tcBorders>
-            <w:shd w:val="clear" w:color="auto" w:fill="FFFFFF"/>
-            <w:tcMar>
-              <w:top w:w="0" w:type="dxa"/>
-              <w:bottom w:w="0" w:type="dxa"/>
-              <w:left w:w="0" w:type="dxa"/>
-              <w:right w:w="0" w:type="dxa"/>
-            </w:tcMar>
-            <w:vAlign w:val="center"/>
-          </w:tcPr>
-          <w:p>
-            <w:pPr>
-              <w:jc w:val="right"/>
-              <w:pBdr>
-                <w:bottom w:val="none" w:sz="0" w:space="0" w:color="000000"/>
-                <w:top w:val="none" w:sz="0" w:space="0" w:color="000000"/>
-                <w:left w:val="none" w:sz="0" w:space="0" w:color="000000"/>
-                <w:right w:val="none" w:sz="0" w:space="0" w:color="000000"/>
-              </w:pBdr>
-              <w:spacing w:after="100" w:before="100" w:line="240"/>
-              <w:ind w:left="100" w:right="100" w:firstLine="0" w:firstLineChars="0"/>
-              <w:rPr>
-                <w:rFonts w:ascii="Helvetica" w:hAnsi="Helvetica" w:eastAsia="Helvetica" w:cs="Helvetica"/>
-                <w:i w:val="false"/>
-                <w:b w:val="false"/>
-                <w:u w:val="none"/>
-                <w:strike w:val="false"/>
-                <w:sz w:val="22"/>
-                <w:szCs w:val="22"/>
-                <w:color w:val="000000"/>
-              </w:rPr>
-            </w:pPr>
-            <w:r xmlns:w="http://schemas.openxmlformats.org/wordprocessingml/2006/main" xmlns:wp="http://schemas.openxmlformats.org/drawingml/2006/wordprocessingDrawing" xmlns:r="http://schemas.openxmlformats.org/officeDocument/2006/relationships" xmlns:w14="http://schemas.microsoft.com/office/word/2010/wordml">
-              <w:rPr>
-                <w:rFonts w:ascii="Helvetica" w:hAnsi="Helvetica" w:eastAsia="Helvetica" w:cs="Helvetica"/>
-                <w:i w:val="false"/>
-                <w:b w:val="false"/>
-                <w:u w:val="none"/>
-                <w:strike w:val="false"/>
-                <w:sz w:val="22"/>
-                <w:szCs w:val="22"/>
-                <w:color w:val="000000"/>
-              </w:rPr>
-              <w:t xml:space="preserve">-3.14</w:t>
-            </w:r>
-          </w:p>
-        </w:tc>
-        <w:tc>
-          <w:tcPr>
-            <w:tcBorders>
-              <w:bottom w:val="none" w:sz="0" w:space="0" w:color="000000"/>
-              <w:top w:val="none" w:sz="0" w:space="0" w:color="000000"/>
-              <w:left w:val="none" w:sz="0" w:space="0" w:color="000000"/>
-              <w:right w:val="none" w:sz="0" w:space="0" w:color="000000"/>
-            </w:tcBorders>
-            <w:shd w:val="clear" w:color="auto" w:fill="FFFFFF"/>
-            <w:tcMar>
-              <w:top w:w="0" w:type="dxa"/>
-              <w:bottom w:w="0" w:type="dxa"/>
-              <w:left w:w="0" w:type="dxa"/>
-              <w:right w:w="0" w:type="dxa"/>
-            </w:tcMar>
-            <w:vAlign w:val="center"/>
-          </w:tcPr>
-          <w:p>
-            <w:pPr>
-              <w:jc w:val="right"/>
-              <w:pBdr>
-                <w:bottom w:val="none" w:sz="0" w:space="0" w:color="000000"/>
-                <w:top w:val="none" w:sz="0" w:space="0" w:color="000000"/>
-                <w:left w:val="none" w:sz="0" w:space="0" w:color="000000"/>
-                <w:right w:val="none" w:sz="0" w:space="0" w:color="000000"/>
-              </w:pBdr>
-              <w:spacing w:after="100" w:before="100" w:line="240"/>
-              <w:ind w:left="100" w:right="100" w:firstLine="0" w:firstLineChars="0"/>
-              <w:rPr>
-                <w:rFonts w:ascii="Helvetica" w:hAnsi="Helvetica" w:eastAsia="Helvetica" w:cs="Helvetica"/>
-                <w:i w:val="false"/>
-                <w:b w:val="false"/>
-                <w:u w:val="none"/>
-                <w:strike w:val="false"/>
-                <w:sz w:val="22"/>
-                <w:szCs w:val="22"/>
-                <w:color w:val="000000"/>
-              </w:rPr>
-            </w:pPr>
-            <w:r xmlns:w="http://schemas.openxmlformats.org/wordprocessingml/2006/main" xmlns:wp="http://schemas.openxmlformats.org/drawingml/2006/wordprocessingDrawing" xmlns:r="http://schemas.openxmlformats.org/officeDocument/2006/relationships" xmlns:w14="http://schemas.microsoft.com/office/word/2010/wordml">
-              <w:rPr>
-                <w:rFonts w:ascii="Helvetica" w:hAnsi="Helvetica" w:eastAsia="Helvetica" w:cs="Helvetica"/>
-                <w:i w:val="false"/>
-                <w:b w:val="false"/>
-                <w:u w:val="none"/>
-                <w:strike w:val="false"/>
-                <w:sz w:val="22"/>
-                <w:szCs w:val="22"/>
-                <w:color w:val="000000"/>
-              </w:rPr>
-              <w:t xml:space="preserve">2.02</w:t>
-            </w:r>
-          </w:p>
-        </w:tc>
-        <w:tc>
-          <w:tcPr>
-            <w:tcBorders>
-              <w:bottom w:val="none" w:sz="0" w:space="0" w:color="000000"/>
-              <w:top w:val="none" w:sz="0" w:space="0" w:color="000000"/>
-              <w:left w:val="none" w:sz="0" w:space="0" w:color="000000"/>
-              <w:right w:val="none" w:sz="0" w:space="0" w:color="000000"/>
-            </w:tcBorders>
-            <w:shd w:val="clear" w:color="auto" w:fill="FFFFFF"/>
-            <w:tcMar>
-              <w:top w:w="0" w:type="dxa"/>
-              <w:bottom w:w="0" w:type="dxa"/>
-              <w:left w:w="0" w:type="dxa"/>
-              <w:right w:w="0" w:type="dxa"/>
-            </w:tcMar>
-            <w:vAlign w:val="center"/>
-          </w:tcPr>
-          <w:p>
-            <w:pPr>
-              <w:jc w:val="left"/>
-              <w:pBdr>
-                <w:bottom w:val="none" w:sz="0" w:space="0" w:color="000000"/>
-                <w:top w:val="none" w:sz="0" w:space="0" w:color="000000"/>
-                <w:left w:val="none" w:sz="0" w:space="0" w:color="000000"/>
-                <w:right w:val="none" w:sz="0" w:space="0" w:color="000000"/>
-              </w:pBdr>
-              <w:spacing w:after="100" w:before="100" w:line="240"/>
-              <w:ind w:left="100" w:right="100" w:firstLine="0" w:firstLineChars="0"/>
-              <w:rPr>
-                <w:rFonts w:ascii="Helvetica" w:hAnsi="Helvetica" w:eastAsia="Helvetica" w:cs="Helvetica"/>
-                <w:i w:val="false"/>
-                <w:b w:val="false"/>
-                <w:u w:val="none"/>
-                <w:strike w:val="false"/>
-                <w:sz w:val="22"/>
-                <w:szCs w:val="22"/>
-                <w:color w:val="000000"/>
-              </w:rPr>
-            </w:pPr>
-            <w:r xmlns:w="http://schemas.openxmlformats.org/wordprocessingml/2006/main" xmlns:wp="http://schemas.openxmlformats.org/drawingml/2006/wordprocessingDrawing" xmlns:r="http://schemas.openxmlformats.org/officeDocument/2006/relationships" xmlns:w14="http://schemas.microsoft.com/office/word/2010/wordml">
-              <w:rPr>
-                <w:rFonts w:ascii="Helvetica" w:hAnsi="Helvetica" w:eastAsia="Helvetica" w:cs="Helvetica"/>
-                <w:i w:val="false"/>
-                <w:b w:val="false"/>
-                <w:u w:val="none"/>
-                <w:strike w:val="false"/>
-                <w:sz w:val="22"/>
-                <w:szCs w:val="22"/>
-                <w:color w:val="000000"/>
-              </w:rPr>
-              <w:t xml:space="preserve">9838.15</w:t>
-            </w:r>
-          </w:p>
-        </w:tc>
-        <w:tc>
-          <w:tcPr>
-            <w:tcBorders>
-              <w:bottom w:val="none" w:sz="0" w:space="0" w:color="000000"/>
-              <w:top w:val="none" w:sz="0" w:space="0" w:color="000000"/>
-              <w:left w:val="none" w:sz="0" w:space="0" w:color="000000"/>
-              <w:right w:val="none" w:sz="0" w:space="0" w:color="000000"/>
-            </w:tcBorders>
-            <w:shd w:val="clear" w:color="auto" w:fill="FFFFFF"/>
-            <w:tcMar>
-              <w:top w:w="0" w:type="dxa"/>
-              <w:bottom w:w="0" w:type="dxa"/>
-              <w:left w:w="0" w:type="dxa"/>
-              <w:right w:w="0" w:type="dxa"/>
-            </w:tcMar>
-            <w:vAlign w:val="center"/>
-          </w:tcPr>
-          <w:p>
-            <w:pPr>
-              <w:jc w:val="right"/>
-              <w:pBdr>
-                <w:bottom w:val="none" w:sz="0" w:space="0" w:color="000000"/>
-                <w:top w:val="none" w:sz="0" w:space="0" w:color="000000"/>
-                <w:left w:val="none" w:sz="0" w:space="0" w:color="000000"/>
-                <w:right w:val="none" w:sz="0" w:space="0" w:color="000000"/>
-              </w:pBdr>
-              <w:spacing w:after="100" w:before="100" w:line="240"/>
-              <w:ind w:left="100" w:right="100" w:firstLine="0" w:firstLineChars="0"/>
-              <w:rPr>
-                <w:rFonts w:ascii="Helvetica" w:hAnsi="Helvetica" w:eastAsia="Helvetica" w:cs="Helvetica"/>
-                <w:i w:val="false"/>
-                <w:b w:val="false"/>
-                <w:u w:val="none"/>
-                <w:strike w:val="false"/>
-                <w:sz w:val="22"/>
-                <w:szCs w:val="22"/>
-                <w:color w:val="000000"/>
-              </w:rPr>
-            </w:pPr>
-            <w:r xmlns:w="http://schemas.openxmlformats.org/wordprocessingml/2006/main" xmlns:wp="http://schemas.openxmlformats.org/drawingml/2006/wordprocessingDrawing" xmlns:r="http://schemas.openxmlformats.org/officeDocument/2006/relationships" xmlns:w14="http://schemas.microsoft.com/office/word/2010/wordml">
-              <w:rPr>
-                <w:rFonts w:ascii="Helvetica" w:hAnsi="Helvetica" w:eastAsia="Helvetica" w:cs="Helvetica"/>
-                <w:i w:val="false"/>
-                <w:b w:val="false"/>
-                <w:u w:val="none"/>
-                <w:strike w:val="false"/>
-                <w:sz w:val="22"/>
-                <w:szCs w:val="22"/>
-                <w:color w:val="000000"/>
-              </w:rPr>
-              <w:t xml:space="preserve">54.45</w:t>
-            </w:r>
-          </w:p>
-        </w:tc>
-      </w:tr>
-      <w:tr>
-        <w:trPr>
-          <w:trHeight w:val="569" w:hRule="auto"/>
-        </w:trPr>
-        body7
-        <w:tc>
-          <w:tcPr>
-            <w:tcBorders>
-              <w:bottom w:val="none" w:sz="0" w:space="0" w:color="000000"/>
-              <w:top w:val="none" w:sz="0" w:space="0" w:color="000000"/>
-              <w:left w:val="none" w:sz="0" w:space="0" w:color="000000"/>
-              <w:right w:val="none" w:sz="0" w:space="0" w:color="000000"/>
-            </w:tcBorders>
-            <w:shd w:val="clear" w:color="auto" w:fill="FFFFFF"/>
-            <w:tcMar>
-              <w:top w:w="0" w:type="dxa"/>
-              <w:bottom w:w="0" w:type="dxa"/>
-              <w:left w:w="0" w:type="dxa"/>
-              <w:right w:w="0" w:type="dxa"/>
-            </w:tcMar>
-            <w:vAlign w:val="center"/>
-          </w:tcPr>
-          <w:p>
-            <w:pPr>
-              <w:jc w:val="left"/>
-              <w:pBdr>
-                <w:bottom w:val="none" w:sz="0" w:space="0" w:color="000000"/>
-                <w:top w:val="none" w:sz="0" w:space="0" w:color="000000"/>
-                <w:left w:val="none" w:sz="0" w:space="0" w:color="000000"/>
-                <w:right w:val="none" w:sz="0" w:space="0" w:color="000000"/>
-              </w:pBdr>
-              <w:spacing w:after="100" w:before="100" w:line="240"/>
-              <w:ind w:left="100" w:right="100" w:firstLine="0" w:firstLineChars="0"/>
-              <w:rPr>
-                <w:rFonts w:ascii="Helvetica" w:hAnsi="Helvetica" w:eastAsia="Helvetica" w:cs="Helvetica"/>
-                <w:i w:val="false"/>
-                <w:b w:val="false"/>
-                <w:u w:val="none"/>
-                <w:strike w:val="false"/>
-                <w:sz w:val="22"/>
-                <w:szCs w:val="22"/>
-                <w:color w:val="000000"/>
-              </w:rPr>
-            </w:pPr>
-            <w:r xmlns:w="http://schemas.openxmlformats.org/wordprocessingml/2006/main" xmlns:wp="http://schemas.openxmlformats.org/drawingml/2006/wordprocessingDrawing" xmlns:r="http://schemas.openxmlformats.org/officeDocument/2006/relationships" xmlns:w14="http://schemas.microsoft.com/office/word/2010/wordml">
-              <w:rPr>
-                <w:rFonts w:ascii="Helvetica" w:hAnsi="Helvetica" w:eastAsia="Helvetica" w:cs="Helvetica"/>
-                <w:i w:val="false"/>
-                <w:b w:val="false"/>
-                <w:u w:val="none"/>
-                <w:strike w:val="false"/>
-                <w:sz w:val="22"/>
-                <w:szCs w:val="22"/>
-                <w:color w:val="000000"/>
-              </w:rPr>
-              <w:t xml:space="preserve">start</w:t>
-            </w:r>
-          </w:p>
-        </w:tc>
-        <w:tc>
-          <w:tcPr>
-            <w:tcBorders>
-              <w:bottom w:val="none" w:sz="0" w:space="0" w:color="000000"/>
-              <w:top w:val="none" w:sz="0" w:space="0" w:color="000000"/>
-              <w:left w:val="none" w:sz="0" w:space="0" w:color="000000"/>
-              <w:right w:val="none" w:sz="0" w:space="0" w:color="000000"/>
-            </w:tcBorders>
-            <w:shd w:val="clear" w:color="auto" w:fill="FFFFFF"/>
-            <w:tcMar>
-              <w:top w:w="0" w:type="dxa"/>
-              <w:bottom w:w="0" w:type="dxa"/>
-              <w:left w:w="0" w:type="dxa"/>
-              <w:right w:w="0" w:type="dxa"/>
-            </w:tcMar>
-            <w:vAlign w:val="center"/>
-          </w:tcPr>
-          <w:p>
-            <w:pPr>
-              <w:jc w:val="right"/>
-              <w:pBdr>
-                <w:bottom w:val="none" w:sz="0" w:space="0" w:color="000000"/>
-                <w:top w:val="none" w:sz="0" w:space="0" w:color="000000"/>
-                <w:left w:val="none" w:sz="0" w:space="0" w:color="000000"/>
-                <w:right w:val="none" w:sz="0" w:space="0" w:color="000000"/>
-              </w:pBdr>
-              <w:spacing w:after="100" w:before="100" w:line="240"/>
-              <w:ind w:left="100" w:right="100" w:firstLine="0" w:firstLineChars="0"/>
-              <w:rPr>
-                <w:rFonts w:ascii="Helvetica" w:hAnsi="Helvetica" w:eastAsia="Helvetica" w:cs="Helvetica"/>
-                <w:i w:val="false"/>
-                <w:b w:val="false"/>
-                <w:u w:val="none"/>
-                <w:strike w:val="false"/>
-                <w:sz w:val="22"/>
-                <w:szCs w:val="22"/>
-                <w:color w:val="000000"/>
-              </w:rPr>
-            </w:pPr>
-            <w:r xmlns:w="http://schemas.openxmlformats.org/wordprocessingml/2006/main" xmlns:wp="http://schemas.openxmlformats.org/drawingml/2006/wordprocessingDrawing" xmlns:r="http://schemas.openxmlformats.org/officeDocument/2006/relationships" xmlns:w14="http://schemas.microsoft.com/office/word/2010/wordml">
-              <w:rPr>
-                <w:rFonts w:ascii="Helvetica" w:hAnsi="Helvetica" w:eastAsia="Helvetica" w:cs="Helvetica"/>
-                <w:i w:val="false"/>
-                <w:b w:val="false"/>
-                <w:u w:val="none"/>
-                <w:strike w:val="false"/>
-                <w:sz w:val="22"/>
-                <w:szCs w:val="22"/>
-                <w:color w:val="000000"/>
-              </w:rPr>
-              <w:t xml:space="preserve">-3.37</w:t>
-            </w:r>
-          </w:p>
-        </w:tc>
-        <w:tc>
-          <w:tcPr>
-            <w:tcBorders>
-              <w:bottom w:val="none" w:sz="0" w:space="0" w:color="000000"/>
-              <w:top w:val="none" w:sz="0" w:space="0" w:color="000000"/>
-              <w:left w:val="none" w:sz="0" w:space="0" w:color="000000"/>
-              <w:right w:val="none" w:sz="0" w:space="0" w:color="000000"/>
-            </w:tcBorders>
-            <w:shd w:val="clear" w:color="auto" w:fill="FFFFFF"/>
-            <w:tcMar>
-              <w:top w:w="0" w:type="dxa"/>
-              <w:bottom w:w="0" w:type="dxa"/>
-              <w:left w:w="0" w:type="dxa"/>
-              <w:right w:w="0" w:type="dxa"/>
-            </w:tcMar>
-            <w:vAlign w:val="center"/>
-          </w:tcPr>
-          <w:p>
-            <w:pPr>
-              <w:jc w:val="right"/>
-              <w:pBdr>
-                <w:bottom w:val="none" w:sz="0" w:space="0" w:color="000000"/>
-                <w:top w:val="none" w:sz="0" w:space="0" w:color="000000"/>
-                <w:left w:val="none" w:sz="0" w:space="0" w:color="000000"/>
-                <w:right w:val="none" w:sz="0" w:space="0" w:color="000000"/>
-              </w:pBdr>
-              <w:spacing w:after="100" w:before="100" w:line="240"/>
-              <w:ind w:left="100" w:right="100" w:firstLine="0" w:firstLineChars="0"/>
-              <w:rPr>
-                <w:rFonts w:ascii="Helvetica" w:hAnsi="Helvetica" w:eastAsia="Helvetica" w:cs="Helvetica"/>
-                <w:i w:val="false"/>
-                <w:b w:val="false"/>
-                <w:u w:val="none"/>
-                <w:strike w:val="false"/>
-                <w:sz w:val="22"/>
-                <w:szCs w:val="22"/>
-                <w:color w:val="000000"/>
-              </w:rPr>
-            </w:pPr>
-            <w:r xmlns:w="http://schemas.openxmlformats.org/wordprocessingml/2006/main" xmlns:wp="http://schemas.openxmlformats.org/drawingml/2006/wordprocessingDrawing" xmlns:r="http://schemas.openxmlformats.org/officeDocument/2006/relationships" xmlns:w14="http://schemas.microsoft.com/office/word/2010/wordml">
-              <w:rPr>
-                <w:rFonts w:ascii="Helvetica" w:hAnsi="Helvetica" w:eastAsia="Helvetica" w:cs="Helvetica"/>
-                <w:i w:val="false"/>
-                <w:b w:val="false"/>
-                <w:u w:val="none"/>
-                <w:strike w:val="false"/>
-                <w:sz w:val="22"/>
-                <w:szCs w:val="22"/>
-                <w:color w:val="000000"/>
-              </w:rPr>
-              <w:t xml:space="preserve">2.08</w:t>
-            </w:r>
-          </w:p>
-        </w:tc>
-        <w:tc>
-          <w:tcPr>
-            <w:tcBorders>
-              <w:bottom w:val="none" w:sz="0" w:space="0" w:color="000000"/>
-              <w:top w:val="none" w:sz="0" w:space="0" w:color="000000"/>
-              <w:left w:val="none" w:sz="0" w:space="0" w:color="000000"/>
-              <w:right w:val="none" w:sz="0" w:space="0" w:color="000000"/>
-            </w:tcBorders>
-            <w:shd w:val="clear" w:color="auto" w:fill="FFFFFF"/>
-            <w:tcMar>
-              <w:top w:w="0" w:type="dxa"/>
-              <w:bottom w:w="0" w:type="dxa"/>
-              <w:left w:w="0" w:type="dxa"/>
-              <w:right w:w="0" w:type="dxa"/>
-            </w:tcMar>
-            <w:vAlign w:val="center"/>
-          </w:tcPr>
-          <w:p>
-            <w:pPr>
-              <w:jc w:val="left"/>
-              <w:pBdr>
-                <w:bottom w:val="none" w:sz="0" w:space="0" w:color="000000"/>
-                <w:top w:val="none" w:sz="0" w:space="0" w:color="000000"/>
-                <w:left w:val="none" w:sz="0" w:space="0" w:color="000000"/>
-                <w:right w:val="none" w:sz="0" w:space="0" w:color="000000"/>
-              </w:pBdr>
-              <w:spacing w:after="100" w:before="100" w:line="240"/>
-              <w:ind w:left="100" w:right="100" w:firstLine="0" w:firstLineChars="0"/>
-              <w:rPr>
-                <w:rFonts w:ascii="Helvetica" w:hAnsi="Helvetica" w:eastAsia="Helvetica" w:cs="Helvetica"/>
-                <w:i w:val="false"/>
-                <w:b w:val="false"/>
-                <w:u w:val="none"/>
-                <w:strike w:val="false"/>
-                <w:sz w:val="22"/>
-                <w:szCs w:val="22"/>
-                <w:color w:val="000000"/>
-              </w:rPr>
-            </w:pPr>
-            <w:r xmlns:w="http://schemas.openxmlformats.org/wordprocessingml/2006/main" xmlns:wp="http://schemas.openxmlformats.org/drawingml/2006/wordprocessingDrawing" xmlns:r="http://schemas.openxmlformats.org/officeDocument/2006/relationships" xmlns:w14="http://schemas.microsoft.com/office/word/2010/wordml">
-              <w:rPr>
-                <w:rFonts w:ascii="Helvetica" w:hAnsi="Helvetica" w:eastAsia="Helvetica" w:cs="Helvetica"/>
-                <w:i w:val="false"/>
-                <w:b w:val="false"/>
-                <w:u w:val="none"/>
-                <w:strike w:val="false"/>
-                <w:sz w:val="22"/>
-                <w:szCs w:val="22"/>
-                <w:color w:val="000000"/>
-              </w:rPr>
-              <w:t xml:space="preserve">9838.59</w:t>
-            </w:r>
-          </w:p>
-        </w:tc>
-        <w:tc>
-          <w:tcPr>
-            <w:tcBorders>
-              <w:bottom w:val="none" w:sz="0" w:space="0" w:color="000000"/>
-              <w:top w:val="none" w:sz="0" w:space="0" w:color="000000"/>
-              <w:left w:val="none" w:sz="0" w:space="0" w:color="000000"/>
-              <w:right w:val="none" w:sz="0" w:space="0" w:color="000000"/>
-            </w:tcBorders>
-            <w:shd w:val="clear" w:color="auto" w:fill="FFFFFF"/>
-            <w:tcMar>
-              <w:top w:w="0" w:type="dxa"/>
-              <w:bottom w:w="0" w:type="dxa"/>
-              <w:left w:w="0" w:type="dxa"/>
-              <w:right w:w="0" w:type="dxa"/>
-            </w:tcMar>
-            <w:vAlign w:val="center"/>
-          </w:tcPr>
-          <w:p>
-            <w:pPr>
-              <w:jc w:val="right"/>
-              <w:pBdr>
-                <w:bottom w:val="none" w:sz="0" w:space="0" w:color="000000"/>
-                <w:top w:val="none" w:sz="0" w:space="0" w:color="000000"/>
-                <w:left w:val="none" w:sz="0" w:space="0" w:color="000000"/>
-                <w:right w:val="none" w:sz="0" w:space="0" w:color="000000"/>
-              </w:pBdr>
-              <w:spacing w:after="100" w:before="100" w:line="240"/>
-              <w:ind w:left="100" w:right="100" w:firstLine="0" w:firstLineChars="0"/>
-              <w:rPr>
-                <w:rFonts w:ascii="Helvetica" w:hAnsi="Helvetica" w:eastAsia="Helvetica" w:cs="Helvetica"/>
-                <w:i w:val="false"/>
-                <w:b w:val="false"/>
-                <w:u w:val="none"/>
-                <w:strike w:val="false"/>
-                <w:sz w:val="22"/>
-                <w:szCs w:val="22"/>
-                <w:color w:val="000000"/>
-              </w:rPr>
-            </w:pPr>
-            <w:r xmlns:w="http://schemas.openxmlformats.org/wordprocessingml/2006/main" xmlns:wp="http://schemas.openxmlformats.org/drawingml/2006/wordprocessingDrawing" xmlns:r="http://schemas.openxmlformats.org/officeDocument/2006/relationships" xmlns:w14="http://schemas.microsoft.com/office/word/2010/wordml">
-              <w:rPr>
-                <w:rFonts w:ascii="Helvetica" w:hAnsi="Helvetica" w:eastAsia="Helvetica" w:cs="Helvetica"/>
-                <w:i w:val="false"/>
-                <w:b w:val="false"/>
-                <w:u w:val="none"/>
-                <w:strike w:val="false"/>
-                <w:sz w:val="22"/>
-                <w:szCs w:val="22"/>
-                <w:color w:val="000000"/>
-              </w:rPr>
-              <w:t xml:space="preserve">55.16</w:t>
-            </w:r>
-          </w:p>
-        </w:tc>
-      </w:tr>
-      <w:tr>
-        <w:trPr>
-          <w:trHeight w:val="570" w:hRule="auto"/>
-        </w:trPr>
-        body8
-        <w:tc>
-          <w:tcPr>
-            <w:tcBorders>
-              <w:bottom w:val="single" w:sz="12" w:space="0" w:color="666666"/>
-              <w:top w:val="none" w:sz="0" w:space="0" w:color="000000"/>
-              <w:left w:val="none" w:sz="0" w:space="0" w:color="000000"/>
-              <w:right w:val="none" w:sz="0" w:space="0" w:color="000000"/>
-            </w:tcBorders>
-            <w:shd w:val="clear" w:color="auto" w:fill="FFFFFF"/>
-            <w:tcMar>
-              <w:top w:w="0" w:type="dxa"/>
-              <w:bottom w:w="0" w:type="dxa"/>
-              <w:left w:w="0" w:type="dxa"/>
-              <w:right w:w="0" w:type="dxa"/>
-            </w:tcMar>
-            <w:vAlign w:val="center"/>
-          </w:tcPr>
-          <w:p>
-            <w:pPr>
-              <w:jc w:val="left"/>
-              <w:pBdr>
-                <w:bottom w:val="none" w:sz="0" w:space="0" w:color="000000"/>
-                <w:top w:val="none" w:sz="0" w:space="0" w:color="000000"/>
-                <w:left w:val="none" w:sz="0" w:space="0" w:color="000000"/>
-                <w:right w:val="none" w:sz="0" w:space="0" w:color="000000"/>
-              </w:pBdr>
-              <w:spacing w:after="100" w:before="100" w:line="240"/>
-              <w:ind w:left="100" w:right="100" w:firstLine="0" w:firstLineChars="0"/>
-              <w:rPr>
-                <w:rFonts w:ascii="Helvetica" w:hAnsi="Helvetica" w:eastAsia="Helvetica" w:cs="Helvetica"/>
-                <w:i w:val="false"/>
-                <w:b w:val="false"/>
-                <w:u w:val="none"/>
-                <w:strike w:val="false"/>
-                <w:sz w:val="22"/>
-                <w:szCs w:val="22"/>
-                <w:color w:val="000000"/>
-              </w:rPr>
-            </w:pPr>
-            <w:r xmlns:w="http://schemas.openxmlformats.org/wordprocessingml/2006/main" xmlns:wp="http://schemas.openxmlformats.org/drawingml/2006/wordprocessingDrawing" xmlns:r="http://schemas.openxmlformats.org/officeDocument/2006/relationships" xmlns:w14="http://schemas.microsoft.com/office/word/2010/wordml">
-              <w:rPr>
-                <w:rFonts w:ascii="Helvetica" w:hAnsi="Helvetica" w:eastAsia="Helvetica" w:cs="Helvetica"/>
-                <w:i w:val="false"/>
-                <w:b w:val="false"/>
-                <w:u w:val="none"/>
-                <w:strike w:val="false"/>
-                <w:sz w:val="22"/>
-                <w:szCs w:val="22"/>
-                <w:color w:val="000000"/>
-              </w:rPr>
-              <w:t xml:space="preserve">none</w:t>
-            </w:r>
-          </w:p>
-        </w:tc>
-        <w:tc>
-          <w:tcPr>
-            <w:tcBorders>
-              <w:bottom w:val="single" w:sz="12" w:space="0" w:color="666666"/>
-              <w:top w:val="none" w:sz="0" w:space="0" w:color="000000"/>
-              <w:left w:val="none" w:sz="0" w:space="0" w:color="000000"/>
-              <w:right w:val="none" w:sz="0" w:space="0" w:color="000000"/>
-            </w:tcBorders>
-            <w:shd w:val="clear" w:color="auto" w:fill="FFFFFF"/>
-            <w:tcMar>
-              <w:top w:w="0" w:type="dxa"/>
-              <w:bottom w:w="0" w:type="dxa"/>
-              <w:left w:w="0" w:type="dxa"/>
-              <w:right w:w="0" w:type="dxa"/>
-            </w:tcMar>
-            <w:vAlign w:val="center"/>
-          </w:tcPr>
-          <w:p>
-            <w:pPr>
-              <w:jc w:val="right"/>
-              <w:pBdr>
-                <w:bottom w:val="none" w:sz="0" w:space="0" w:color="000000"/>
-                <w:top w:val="none" w:sz="0" w:space="0" w:color="000000"/>
-                <w:left w:val="none" w:sz="0" w:space="0" w:color="000000"/>
-                <w:right w:val="none" w:sz="0" w:space="0" w:color="000000"/>
-              </w:pBdr>
-              <w:spacing w:after="100" w:before="100" w:line="240"/>
-              <w:ind w:left="100" w:right="100" w:firstLine="0" w:firstLineChars="0"/>
-              <w:rPr>
-                <w:rFonts w:ascii="Helvetica" w:hAnsi="Helvetica" w:eastAsia="Helvetica" w:cs="Helvetica"/>
-                <w:i w:val="false"/>
-                <w:b w:val="false"/>
-                <w:u w:val="none"/>
-                <w:strike w:val="false"/>
-                <w:sz w:val="22"/>
-                <w:szCs w:val="22"/>
-                <w:color w:val="000000"/>
-              </w:rPr>
-            </w:pPr>
-            <w:r xmlns:w="http://schemas.openxmlformats.org/wordprocessingml/2006/main" xmlns:wp="http://schemas.openxmlformats.org/drawingml/2006/wordprocessingDrawing" xmlns:r="http://schemas.openxmlformats.org/officeDocument/2006/relationships" xmlns:w14="http://schemas.microsoft.com/office/word/2010/wordml">
-              <w:rPr>
-                <w:rFonts w:ascii="Helvetica" w:hAnsi="Helvetica" w:eastAsia="Helvetica" w:cs="Helvetica"/>
-                <w:i w:val="false"/>
-                <w:b w:val="false"/>
-                <w:u w:val="none"/>
-                <w:strike w:val="false"/>
-                <w:sz w:val="22"/>
-                <w:szCs w:val="22"/>
-                <w:color w:val="000000"/>
-              </w:rPr>
-              <w:t xml:space="preserve">-9.88</w:t>
-            </w:r>
-          </w:p>
-        </w:tc>
-        <w:tc>
-          <w:tcPr>
-            <w:tcBorders>
-              <w:bottom w:val="single" w:sz="12" w:space="0" w:color="666666"/>
-              <w:top w:val="none" w:sz="0" w:space="0" w:color="000000"/>
-              <w:left w:val="none" w:sz="0" w:space="0" w:color="000000"/>
-              <w:right w:val="none" w:sz="0" w:space="0" w:color="000000"/>
-            </w:tcBorders>
-            <w:shd w:val="clear" w:color="auto" w:fill="FFFFFF"/>
-            <w:tcMar>
-              <w:top w:w="0" w:type="dxa"/>
-              <w:bottom w:w="0" w:type="dxa"/>
-              <w:left w:w="0" w:type="dxa"/>
-              <w:right w:w="0" w:type="dxa"/>
-            </w:tcMar>
-            <w:vAlign w:val="center"/>
-          </w:tcPr>
-          <w:p>
-            <w:pPr>
-              <w:jc w:val="right"/>
-              <w:pBdr>
-                <w:bottom w:val="none" w:sz="0" w:space="0" w:color="000000"/>
-                <w:top w:val="none" w:sz="0" w:space="0" w:color="000000"/>
-                <w:left w:val="none" w:sz="0" w:space="0" w:color="000000"/>
-                <w:right w:val="none" w:sz="0" w:space="0" w:color="000000"/>
-              </w:pBdr>
-              <w:spacing w:after="100" w:before="100" w:line="240"/>
-              <w:ind w:left="100" w:right="100" w:firstLine="0" w:firstLineChars="0"/>
-              <w:rPr>
-                <w:rFonts w:ascii="Helvetica" w:hAnsi="Helvetica" w:eastAsia="Helvetica" w:cs="Helvetica"/>
-                <w:i w:val="false"/>
-                <w:b w:val="false"/>
-                <w:u w:val="none"/>
-                <w:strike w:val="false"/>
-                <w:sz w:val="22"/>
-                <w:szCs w:val="22"/>
-                <w:color w:val="000000"/>
-              </w:rPr>
-            </w:pPr>
-            <w:r xmlns:w="http://schemas.openxmlformats.org/wordprocessingml/2006/main" xmlns:wp="http://schemas.openxmlformats.org/drawingml/2006/wordprocessingDrawing" xmlns:r="http://schemas.openxmlformats.org/officeDocument/2006/relationships" xmlns:w14="http://schemas.microsoft.com/office/word/2010/wordml">
-              <w:rPr>
-                <w:rFonts w:ascii="Helvetica" w:hAnsi="Helvetica" w:eastAsia="Helvetica" w:cs="Helvetica"/>
-                <w:i w:val="false"/>
-                <w:b w:val="false"/>
-                <w:u w:val="none"/>
-                <w:strike w:val="false"/>
-                <w:sz w:val="22"/>
-                <w:szCs w:val="22"/>
-                <w:color w:val="000000"/>
-              </w:rPr>
-              <w:t xml:space="preserve">4.24</w:t>
-            </w:r>
-          </w:p>
-        </w:tc>
-        <w:tc>
-          <w:tcPr>
-            <w:tcBorders>
-              <w:bottom w:val="single" w:sz="12" w:space="0" w:color="666666"/>
-              <w:top w:val="none" w:sz="0" w:space="0" w:color="000000"/>
-              <w:left w:val="none" w:sz="0" w:space="0" w:color="000000"/>
-              <w:right w:val="none" w:sz="0" w:space="0" w:color="000000"/>
-            </w:tcBorders>
-            <w:shd w:val="clear" w:color="auto" w:fill="FFFFFF"/>
-            <w:tcMar>
-              <w:top w:w="0" w:type="dxa"/>
-              <w:bottom w:w="0" w:type="dxa"/>
-              <w:left w:w="0" w:type="dxa"/>
-              <w:right w:w="0" w:type="dxa"/>
-            </w:tcMar>
-            <w:vAlign w:val="center"/>
-          </w:tcPr>
-          <w:p>
-            <w:pPr>
-              <w:jc w:val="left"/>
-              <w:pBdr>
-                <w:bottom w:val="none" w:sz="0" w:space="0" w:color="000000"/>
-                <w:top w:val="none" w:sz="0" w:space="0" w:color="000000"/>
-                <w:left w:val="none" w:sz="0" w:space="0" w:color="000000"/>
-                <w:right w:val="none" w:sz="0" w:space="0" w:color="000000"/>
-              </w:pBdr>
-              <w:spacing w:after="100" w:before="100" w:line="240"/>
-              <w:ind w:left="100" w:right="100" w:firstLine="0" w:firstLineChars="0"/>
-              <w:rPr>
-                <w:rFonts w:ascii="Helvetica" w:hAnsi="Helvetica" w:eastAsia="Helvetica" w:cs="Helvetica"/>
-                <w:i w:val="false"/>
-                <w:b w:val="false"/>
-                <w:u w:val="none"/>
-                <w:strike w:val="false"/>
-                <w:sz w:val="22"/>
-                <w:szCs w:val="22"/>
-                <w:color w:val="000000"/>
-              </w:rPr>
-            </w:pPr>
-            <w:r xmlns:w="http://schemas.openxmlformats.org/wordprocessingml/2006/main" xmlns:wp="http://schemas.openxmlformats.org/drawingml/2006/wordprocessingDrawing" xmlns:r="http://schemas.openxmlformats.org/officeDocument/2006/relationships" xmlns:w14="http://schemas.microsoft.com/office/word/2010/wordml">
-              <w:rPr>
-                <w:rFonts w:ascii="Helvetica" w:hAnsi="Helvetica" w:eastAsia="Helvetica" w:cs="Helvetica"/>
-                <w:i w:val="false"/>
-                <w:b w:val="false"/>
-                <w:u w:val="none"/>
-                <w:strike w:val="false"/>
-                <w:sz w:val="22"/>
-                <w:szCs w:val="22"/>
-                <w:color w:val="000000"/>
-              </w:rPr>
-              <w:t xml:space="preserve">9851.62</w:t>
-            </w:r>
-          </w:p>
-        </w:tc>
-        <w:tc>
-          <w:tcPr>
-            <w:tcBorders>
-              <w:bottom w:val="single" w:sz="12" w:space="0" w:color="666666"/>
-              <w:top w:val="none" w:sz="0" w:space="0" w:color="000000"/>
-              <w:left w:val="none" w:sz="0" w:space="0" w:color="000000"/>
-              <w:right w:val="none" w:sz="0" w:space="0" w:color="000000"/>
-            </w:tcBorders>
-            <w:shd w:val="clear" w:color="auto" w:fill="FFFFFF"/>
-            <w:tcMar>
-              <w:top w:w="0" w:type="dxa"/>
-              <w:bottom w:w="0" w:type="dxa"/>
-              <w:left w:w="0" w:type="dxa"/>
-              <w:right w:w="0" w:type="dxa"/>
-            </w:tcMar>
-            <w:vAlign w:val="center"/>
-          </w:tcPr>
-          <w:p>
-            <w:pPr>
-              <w:jc w:val="right"/>
-              <w:pBdr>
-                <w:bottom w:val="none" w:sz="0" w:space="0" w:color="000000"/>
-                <w:top w:val="none" w:sz="0" w:space="0" w:color="000000"/>
-                <w:left w:val="none" w:sz="0" w:space="0" w:color="000000"/>
-                <w:right w:val="none" w:sz="0" w:space="0" w:color="000000"/>
-              </w:pBdr>
-              <w:spacing w:after="100" w:before="100" w:line="240"/>
-              <w:ind w:left="100" w:right="100" w:firstLine="0" w:firstLineChars="0"/>
-              <w:rPr>
-                <w:rFonts w:ascii="Helvetica" w:hAnsi="Helvetica" w:eastAsia="Helvetica" w:cs="Helvetica"/>
-                <w:i w:val="false"/>
-                <w:b w:val="false"/>
-                <w:u w:val="none"/>
-                <w:strike w:val="false"/>
-                <w:sz w:val="22"/>
-                <w:szCs w:val="22"/>
-                <w:color w:val="000000"/>
-              </w:rPr>
-            </w:pPr>
-            <w:r xmlns:w="http://schemas.openxmlformats.org/wordprocessingml/2006/main" xmlns:wp="http://schemas.openxmlformats.org/drawingml/2006/wordprocessingDrawing" xmlns:r="http://schemas.openxmlformats.org/officeDocument/2006/relationships" xmlns:w14="http://schemas.microsoft.com/office/word/2010/wordml">
-              <w:rPr>
-                <w:rFonts w:ascii="Helvetica" w:hAnsi="Helvetica" w:eastAsia="Helvetica" w:cs="Helvetica"/>
-                <w:i w:val="false"/>
-                <w:b w:val="false"/>
-                <w:u w:val="none"/>
-                <w:strike w:val="false"/>
-                <w:sz w:val="22"/>
-                <w:szCs w:val="22"/>
-                <w:color w:val="000000"/>
-              </w:rPr>
-              <w:t xml:space="preserve">53.26</w:t>
-            </w:r>
-          </w:p>
+          <w:bookmarkEnd w:id="27"/>
         </w:tc>
       </w:tr>
     </w:tbl>
@@ -7203,7 +4759,7 @@
       <w:tr>
         <w:tc>
           <w:tcPr/>
-          <w:bookmarkStart w:id="25" w:name="tbl-params-e1"/>
+          <w:bookmarkStart w:id="28" w:name="tbl-params-e1"/>
           <w:p>
             <w:pPr>
               <w:jc w:val="center"/>
@@ -8611,15 +6167,15 @@
               </w:tc>
             </w:tr>
           </w:tbl>
-          <w:bookmarkEnd w:id="25"/>
+          <w:bookmarkEnd w:id="28"/>
         </w:tc>
       </w:tr>
     </w:tbl>
-    <w:bookmarkEnd w:id="26"/>
-    <w:bookmarkEnd w:id="27"/>
-    <w:bookmarkEnd w:id="28"/>
     <w:bookmarkEnd w:id="29"/>
-    <w:bookmarkStart w:id="42" w:name="experiment-2"/>
+    <w:bookmarkEnd w:id="30"/>
+    <w:bookmarkEnd w:id="31"/>
+    <w:bookmarkEnd w:id="32"/>
+    <w:bookmarkStart w:id="48" w:name="experiment-2"/>
     <w:p>
       <w:pPr>
         <w:pStyle w:val="Heading1"/>
@@ -8628,7 +6184,7 @@
         <w:t xml:space="preserve">Experiment 2</w:t>
       </w:r>
     </w:p>
-    <w:bookmarkStart w:id="41" w:name="results-1"/>
+    <w:bookmarkStart w:id="47" w:name="results-1"/>
     <w:p>
       <w:pPr>
         <w:pStyle w:val="Heading2"/>
@@ -8637,7 +6193,7 @@
         <w:t xml:space="preserve">Results</w:t>
       </w:r>
     </w:p>
-    <w:bookmarkStart w:id="40" w:name="non-linear-bayesian-modelling-1"/>
+    <w:bookmarkStart w:id="46" w:name="non-linear-bayesian-modelling-1"/>
     <w:p>
       <w:pPr>
         <w:pStyle w:val="Heading3"/>
@@ -8654,7 +6210,7 @@
         <w:t xml:space="preserve">We implemented the same non-linear Bayesian regression models as in Experiment 1. Due to a limited number of observations, we elected to average over claim type rather than control for potential claim type effects through random effects or a hierarchical model. We believe this was a reasonable approach because differences in claim type were not of theoretical interest, and including more complex models that attempted to control for or assess claim type differences would have reduced our power to detect differences in consensus conditions, which was our primary aim. This approach was also justified given that our design was balanced across claim and consensus conditions.</w:t>
       </w:r>
     </w:p>
-    <w:bookmarkStart w:id="33" w:name="model-fit-1"/>
+    <w:bookmarkStart w:id="39" w:name="model-fit-1"/>
     <w:p>
       <w:pPr>
         <w:pStyle w:val="Heading4"/>
@@ -8680,18 +6236,18 @@
           <wp:inline>
             <wp:extent cx="5943600" cy="4754880"/>
             <wp:effectExtent b="0" l="0" r="0" t="0"/>
-            <wp:docPr descr="" title="" id="31" name="Picture"/>
+            <wp:docPr descr="" title="" id="34" name="Picture"/>
             <a:graphic>
               <a:graphicData uri="http://schemas.openxmlformats.org/drawingml/2006/picture">
                 <pic:pic>
                   <pic:nvPicPr>
-                    <pic:cNvPr descr="evaluate-brms-modelling_files/figure-docx/unnamed-chunk-4-1.png" id="32" name="Picture"/>
+                    <pic:cNvPr descr="evaluate-brms-modelling_files/figure-docx/unnamed-chunk-4-1.png" id="35" name="Picture"/>
                     <pic:cNvPicPr>
                       <a:picLocks noChangeArrowheads="1" noChangeAspect="1"/>
                     </pic:cNvPicPr>
                   </pic:nvPicPr>
                   <pic:blipFill>
-                    <a:blip r:embed="rId30"/>
+                    <a:blip r:embed="rId33"/>
                     <a:stretch>
                       <a:fillRect/>
                     </a:stretch>
@@ -8718,8 +6274,79 @@
         </w:drawing>
       </w:r>
     </w:p>
-    <w:bookmarkEnd w:id="33"/>
-    <w:bookmarkStart w:id="39" w:name="model-comparison-1"/>
+    <w:p>
+      <w:pPr>
+        <w:pStyle w:val="BodyText"/>
+      </w:pPr>
+      <w:r>
+        <w:t xml:space="preserve">We can also look at how the overall model performs as a function of each claim type, as shown in Figure X. However it is important to note that the model</w:t>
+      </w:r>
+      <w:r>
+        <w:t xml:space="preserve"> </w:t>
+      </w:r>
+      <w:r>
+        <w:rPr>
+          <w:i/>
+          <w:iCs/>
+        </w:rPr>
+        <w:t xml:space="preserve">averages over claim type</w:t>
+      </w:r>
+      <w:r>
+        <w:t xml:space="preserve"> </w:t>
+      </w:r>
+      <w:r>
+        <w:t xml:space="preserve">so the fits will inevitably look worse when separating by claim type, since the model has no ability to account for those differences.</w:t>
+      </w:r>
+    </w:p>
+    <w:p>
+      <w:pPr>
+        <w:pStyle w:val="BodyText"/>
+      </w:pPr>
+      <w:r>
+        <w:drawing>
+          <wp:inline>
+            <wp:extent cx="5943600" cy="4754880"/>
+            <wp:effectExtent b="0" l="0" r="0" t="0"/>
+            <wp:docPr descr="" title="" id="37" name="Picture"/>
+            <a:graphic>
+              <a:graphicData uri="http://schemas.openxmlformats.org/drawingml/2006/picture">
+                <pic:pic>
+                  <pic:nvPicPr>
+                    <pic:cNvPr descr="evaluate-brms-modelling_files/figure-docx/unnamed-chunk-5-1.png" id="38" name="Picture"/>
+                    <pic:cNvPicPr>
+                      <a:picLocks noChangeArrowheads="1" noChangeAspect="1"/>
+                    </pic:cNvPicPr>
+                  </pic:nvPicPr>
+                  <pic:blipFill>
+                    <a:blip r:embed="rId36"/>
+                    <a:stretch>
+                      <a:fillRect/>
+                    </a:stretch>
+                  </pic:blipFill>
+                  <pic:spPr bwMode="auto">
+                    <a:xfrm>
+                      <a:off x="0" y="0"/>
+                      <a:ext cx="5943600" cy="4754880"/>
+                    </a:xfrm>
+                    <a:prstGeom prst="rect">
+                      <a:avLst/>
+                    </a:prstGeom>
+                    <a:noFill/>
+                    <a:ln w="9525">
+                      <a:noFill/>
+                      <a:headEnd/>
+                      <a:tailEnd/>
+                    </a:ln>
+                  </pic:spPr>
+                </pic:pic>
+              </a:graphicData>
+            </a:graphic>
+          </wp:inline>
+        </w:drawing>
+      </w:r>
+    </w:p>
+    <w:bookmarkEnd w:id="39"/>
+    <w:bookmarkStart w:id="45" w:name="model-comparison-1"/>
     <w:p>
       <w:pPr>
         <w:pStyle w:val="Heading4"/>
@@ -8827,7 +6454,7 @@
       <w:tr>
         <w:tc>
           <w:tcPr/>
-          <w:bookmarkStart w:id="34" w:name="tbl-m-comp-e2"/>
+          <w:bookmarkStart w:id="40" w:name="tbl-m-comp-e2"/>
           <w:p>
             <w:pPr>
               <w:jc w:val="center"/>
@@ -10004,7 +7631,7 @@
                       <w:szCs w:val="22"/>
                       <w:color w:val="000000"/>
                     </w:rPr>
-                    <w:t xml:space="preserve">0.21</w:t>
+                    <w:t xml:space="preserve">0.22</w:t>
                   </w:r>
                 </w:p>
               </w:tc>
@@ -10772,7 +8399,7 @@
                       <w:szCs w:val="22"/>
                       <w:color w:val="000000"/>
                     </w:rPr>
-                    <w:t xml:space="preserve">0.09</w:t>
+                    <w:t xml:space="preserve">0.08</w:t>
                   </w:r>
                 </w:p>
               </w:tc>
@@ -11156,7 +8783,7 @@
                       <w:szCs w:val="22"/>
                       <w:color w:val="000000"/>
                     </w:rPr>
-                    <w:t xml:space="preserve">0.07</w:t>
+                    <w:t xml:space="preserve">0.06</w:t>
                   </w:r>
                 </w:p>
               </w:tc>
@@ -12314,7 +9941,7 @@
               </w:tc>
             </w:tr>
           </w:tbl>
-          <w:bookmarkEnd w:id="34"/>
+          <w:bookmarkEnd w:id="40"/>
         </w:tc>
       </w:tr>
     </w:tbl>
@@ -13875,7 +11502,7 @@
       <w:tr>
         <w:tc>
           <w:tcPr/>
-          <w:bookmarkStart w:id="35" w:name="tbl-m-comp-e3-rm-dep-source"/>
+          <w:bookmarkStart w:id="41" w:name="tbl-m-comp-e3-rm-dep-source"/>
           <w:p>
             <w:pPr>
               <w:jc w:val="center"/>
@@ -16588,7 +14215,7 @@
                       <w:szCs w:val="22"/>
                       <w:color w:val="000000"/>
                     </w:rPr>
-                    <w:t xml:space="preserve">0.08</w:t>
+                    <w:t xml:space="preserve">0.07</w:t>
                   </w:r>
                 </w:p>
               </w:tc>
@@ -17362,7 +14989,7 @@
               </w:tc>
             </w:tr>
           </w:tbl>
-          <w:bookmarkEnd w:id="35"/>
+          <w:bookmarkEnd w:id="41"/>
         </w:tc>
       </w:tr>
     </w:tbl>
@@ -17398,7 +15025,7 @@
       <w:tr>
         <w:tc>
           <w:tcPr/>
-          <w:bookmarkStart w:id="36" w:name="tbl-params-e2-rm-dep-source"/>
+          <w:bookmarkStart w:id="42" w:name="tbl-params-e2-rm-dep-source"/>
           <w:p>
             <w:pPr>
               <w:jc w:val="center"/>
@@ -18552,7 +16179,7 @@
               </w:tc>
             </w:tr>
           </w:tbl>
-          <w:bookmarkEnd w:id="36"/>
+          <w:bookmarkEnd w:id="42"/>
         </w:tc>
       </w:tr>
     </w:tbl>
@@ -18577,7 +16204,7 @@
       <w:tr>
         <w:tc>
           <w:tcPr/>
-          <w:bookmarkStart w:id="37" w:name="tbl-m-comp-e3-rm-ind"/>
+          <w:bookmarkStart w:id="43" w:name="tbl-m-comp-e3-rm-ind"/>
           <w:p>
             <w:pPr>
               <w:jc w:val="center"/>
@@ -20906,7 +18533,7 @@
                       <w:szCs w:val="22"/>
                       <w:color w:val="000000"/>
                     </w:rPr>
-                    <w:t xml:space="preserve">0.11</w:t>
+                    <w:t xml:space="preserve">0.10</w:t>
                   </w:r>
                 </w:p>
               </w:tc>
@@ -22058,13 +19685,13 @@
                       <w:szCs w:val="22"/>
                       <w:color w:val="000000"/>
                     </w:rPr>
-                    <w:t xml:space="preserve">0.12</w:t>
+                    <w:t xml:space="preserve">0.13</w:t>
                   </w:r>
                 </w:p>
               </w:tc>
             </w:tr>
           </w:tbl>
-          <w:bookmarkEnd w:id="37"/>
+          <w:bookmarkEnd w:id="43"/>
         </w:tc>
       </w:tr>
     </w:tbl>
@@ -22081,7 +19708,7 @@
       <w:tr>
         <w:tc>
           <w:tcPr/>
-          <w:bookmarkStart w:id="38" w:name="tbl-params-e2-rm-ind"/>
+          <w:bookmarkStart w:id="44" w:name="tbl-params-e2-rm-ind"/>
           <w:p>
             <w:pPr>
               <w:jc w:val="center"/>
@@ -22092,7 +19719,7 @@
               <w:pStyle w:val="ImageCaption"/>
             </w:pPr>
             <w:r>
-              <w:t xml:space="preserve">Table 7: Parameter estimates of the best performing model in Experument 2 comparing Dependent vs. Dependent Source: the</w:t>
+              <w:t xml:space="preserve">Table 7: Parameter estimates of the best performing model in Experiment 2 comparing Dependent vs. Dependent Source: the</w:t>
             </w:r>
             <w:r>
               <w:t xml:space="preserve"> </w:t>
@@ -23235,15 +20862,15 @@
               </w:tc>
             </w:tr>
           </w:tbl>
-          <w:bookmarkEnd w:id="38"/>
+          <w:bookmarkEnd w:id="44"/>
         </w:tc>
       </w:tr>
     </w:tbl>
-    <w:bookmarkEnd w:id="39"/>
-    <w:bookmarkEnd w:id="40"/>
-    <w:bookmarkEnd w:id="41"/>
-    <w:bookmarkEnd w:id="42"/>
-    <w:bookmarkStart w:id="48" w:name="references"/>
+    <w:bookmarkEnd w:id="45"/>
+    <w:bookmarkEnd w:id="46"/>
+    <w:bookmarkEnd w:id="47"/>
+    <w:bookmarkEnd w:id="48"/>
+    <w:bookmarkStart w:id="54" w:name="references"/>
     <w:p>
       <w:pPr>
         <w:pStyle w:val="Heading1"/>
@@ -23291,7 +20918,7 @@
       <w:r>
         <w:t xml:space="preserve"> </w:t>
       </w:r>
-      <w:hyperlink r:id="rId43">
+      <w:hyperlink r:id="rId49">
         <w:r>
           <w:rPr>
             <w:rStyle w:val="Hyperlink"/>
@@ -23339,7 +20966,7 @@
       <w:r>
         <w:t xml:space="preserve"> </w:t>
       </w:r>
-      <w:hyperlink r:id="rId44">
+      <w:hyperlink r:id="rId50">
         <w:r>
           <w:rPr>
             <w:rStyle w:val="Hyperlink"/>
@@ -23440,7 +21067,7 @@
       <w:r>
         <w:t xml:space="preserve"> </w:t>
       </w:r>
-      <w:hyperlink r:id="rId45">
+      <w:hyperlink r:id="rId51">
         <w:r>
           <w:rPr>
             <w:rStyle w:val="Hyperlink"/>
@@ -23465,7 +21092,7 @@
       <w:r>
         <w:t xml:space="preserve"> </w:t>
       </w:r>
-      <w:hyperlink r:id="rId46">
+      <w:hyperlink r:id="rId52">
         <w:r>
           <w:rPr>
             <w:rStyle w:val="Hyperlink"/>
@@ -23513,7 +21140,7 @@
       <w:r>
         <w:t xml:space="preserve"> </w:t>
       </w:r>
-      <w:hyperlink r:id="rId47">
+      <w:hyperlink r:id="rId53">
         <w:r>
           <w:rPr>
             <w:rStyle w:val="Hyperlink"/>
@@ -23522,8 +21149,8 @@
         </w:r>
       </w:hyperlink>
     </w:p>
-    <w:bookmarkEnd w:id="48"/>
-    <w:bookmarkStart w:id="49" w:name="supplementary-materials"/>
+    <w:bookmarkEnd w:id="54"/>
+    <w:bookmarkStart w:id="55" w:name="supplementary-materials"/>
     <w:p>
       <w:pPr>
         <w:pStyle w:val="Heading1"/>
@@ -23540,8 +21167,8 @@
         <w:t xml:space="preserve">I have just thrown in a few extra analyses/information that might be useful to include in the supplementary materials (you might also think they belong in the main manuscript, too). They haven’t all been linked in text though.</w:t>
       </w:r>
     </w:p>
-    <w:bookmarkEnd w:id="49"/>
-    <w:bookmarkStart w:id="68" w:name="comparing-prior-belief-vs.-baseline"/>
+    <w:bookmarkEnd w:id="55"/>
+    <w:bookmarkStart w:id="74" w:name="comparing-prior-belief-vs.-baseline"/>
     <w:p>
       <w:pPr>
         <w:pStyle w:val="Heading1"/>
@@ -23598,7 +21225,7 @@
         <w:t xml:space="preserve">correlated, meaning that controlling for controlling for prior belief as a fixed effect could be problematic, and artificlally reduce the predictive power of the model and result in issues of multicollinearity.</w:t>
       </w:r>
     </w:p>
-    <w:bookmarkStart w:id="56" w:name="Xbf0f165860f5677a2561a1f31db50f31df5cdb9"/>
+    <w:bookmarkStart w:id="62" w:name="Xbf0f165860f5677a2561a1f31db50f31df5cdb9"/>
     <w:p>
       <w:pPr>
         <w:pStyle w:val="Heading2"/>
@@ -23624,18 +21251,18 @@
           <wp:inline>
             <wp:extent cx="5943600" cy="4754880"/>
             <wp:effectExtent b="0" l="0" r="0" t="0"/>
-            <wp:docPr descr="" title="" id="51" name="Picture"/>
+            <wp:docPr descr="" title="" id="57" name="Picture"/>
             <a:graphic>
               <a:graphicData uri="http://schemas.openxmlformats.org/drawingml/2006/picture">
                 <pic:pic>
                   <pic:nvPicPr>
-                    <pic:cNvPr descr="evaluate-brms-modelling_files/figure-docx/unnamed-chunk-6-1.png" id="52" name="Picture"/>
+                    <pic:cNvPr descr="evaluate-brms-modelling_files/figure-docx/unnamed-chunk-7-1.png" id="58" name="Picture"/>
                     <pic:cNvPicPr>
                       <a:picLocks noChangeArrowheads="1" noChangeAspect="1"/>
                     </pic:cNvPicPr>
                   </pic:nvPicPr>
                   <pic:blipFill>
-                    <a:blip r:embed="rId50"/>
+                    <a:blip r:embed="rId56"/>
                     <a:stretch>
                       <a:fillRect/>
                     </a:stretch>
@@ -23679,18 +21306,18 @@
           <wp:inline>
             <wp:extent cx="5943600" cy="4754880"/>
             <wp:effectExtent b="0" l="0" r="0" t="0"/>
-            <wp:docPr descr="" title="" id="54" name="Picture"/>
+            <wp:docPr descr="" title="" id="60" name="Picture"/>
             <a:graphic>
               <a:graphicData uri="http://schemas.openxmlformats.org/drawingml/2006/picture">
                 <pic:pic>
                   <pic:nvPicPr>
-                    <pic:cNvPr descr="evaluate-brms-modelling_files/figure-docx/unnamed-chunk-7-1.png" id="55" name="Picture"/>
+                    <pic:cNvPr descr="evaluate-brms-modelling_files/figure-docx/unnamed-chunk-8-1.png" id="61" name="Picture"/>
                     <pic:cNvPicPr>
                       <a:picLocks noChangeArrowheads="1" noChangeAspect="1"/>
                     </pic:cNvPicPr>
                   </pic:nvPicPr>
                   <pic:blipFill>
-                    <a:blip r:embed="rId53"/>
+                    <a:blip r:embed="rId59"/>
                     <a:stretch>
                       <a:fillRect/>
                     </a:stretch>
@@ -23741,8 +21368,8 @@
         <w:t xml:space="preserve">Taken together, I would argue that it’s safe to ignore prior beliefs in the modelling and instead focus only on how beliefs change from baseline.</w:t>
       </w:r>
     </w:p>
-    <w:bookmarkEnd w:id="56"/>
-    <w:bookmarkStart w:id="67" w:name="models"/>
+    <w:bookmarkEnd w:id="62"/>
+    <w:bookmarkStart w:id="73" w:name="models"/>
     <w:p>
       <w:pPr>
         <w:pStyle w:val="Heading2"/>
@@ -23786,7 +21413,7 @@
         <w:t xml:space="preserve">What changed between models was how the fixed effects were defined. In other words, does the model assume the parameters vary as a function consensus condition?</w:t>
       </w:r>
     </w:p>
-    <w:bookmarkStart w:id="65" w:name="Xf6077fe2b83d870e982a817fdc57348ce5178e0"/>
+    <w:bookmarkStart w:id="71" w:name="Xf6077fe2b83d870e982a817fdc57348ce5178e0"/>
     <w:p>
       <w:pPr>
         <w:pStyle w:val="Heading3"/>
@@ -23866,7 +21493,7 @@
         <w:t xml:space="preserve">      rate ~ 1, </w:t>
       </w:r>
     </w:p>
-    <w:bookmarkStart w:id="57" w:name="Xd96454b01daf2a279b74fead31c24999ff27788"/>
+    <w:bookmarkStart w:id="63" w:name="Xd96454b01daf2a279b74fead31c24999ff27788"/>
     <w:p>
       <w:pPr>
         <w:pStyle w:val="Heading4"/>
@@ -23930,8 +21557,8 @@
         <w:t xml:space="preserve">  rate ~ 1</w:t>
       </w:r>
     </w:p>
-    <w:bookmarkEnd w:id="57"/>
-    <w:bookmarkStart w:id="58" w:name="X4696d9559ce5bea9b4eddc4d2bb7f8df4ab1f89"/>
+    <w:bookmarkEnd w:id="63"/>
+    <w:bookmarkStart w:id="64" w:name="X4696d9559ce5bea9b4eddc4d2bb7f8df4ab1f89"/>
     <w:p>
       <w:pPr>
         <w:pStyle w:val="Heading4"/>
@@ -23995,8 +21622,8 @@
         <w:t xml:space="preserve">rate ~ 1</w:t>
       </w:r>
     </w:p>
-    <w:bookmarkEnd w:id="58"/>
-    <w:bookmarkStart w:id="59" w:name="Xba351d713ed7454c8d384a7f118596f587bae51"/>
+    <w:bookmarkEnd w:id="64"/>
+    <w:bookmarkStart w:id="65" w:name="Xba351d713ed7454c8d384a7f118596f587bae51"/>
     <w:p>
       <w:pPr>
         <w:pStyle w:val="Heading4"/>
@@ -24060,8 +21687,8 @@
         <w:t xml:space="preserve">rate ~ 1 + consensus</w:t>
       </w:r>
     </w:p>
-    <w:bookmarkEnd w:id="59"/>
-    <w:bookmarkStart w:id="60" w:name="X3e0592dd5680129d71d77cb0780274d30581c76"/>
+    <w:bookmarkEnd w:id="65"/>
+    <w:bookmarkStart w:id="66" w:name="X3e0592dd5680129d71d77cb0780274d30581c76"/>
     <w:p>
       <w:pPr>
         <w:pStyle w:val="Heading4"/>
@@ -24141,8 +21768,8 @@
         <w:t xml:space="preserve">rate ~ 1</w:t>
       </w:r>
     </w:p>
-    <w:bookmarkEnd w:id="60"/>
-    <w:bookmarkStart w:id="61" w:name="X35406aadcb0c42dd4a22b4322c7accf6e0bea8c"/>
+    <w:bookmarkEnd w:id="66"/>
+    <w:bookmarkStart w:id="67" w:name="X35406aadcb0c42dd4a22b4322c7accf6e0bea8c"/>
     <w:p>
       <w:pPr>
         <w:pStyle w:val="Heading4"/>
@@ -24222,8 +21849,8 @@
         <w:t xml:space="preserve">rate ~ 1 + consensus</w:t>
       </w:r>
     </w:p>
-    <w:bookmarkEnd w:id="61"/>
-    <w:bookmarkStart w:id="62" w:name="Xb98372a8109c3ed22d48dbdc17ebaffc2f9bf9a"/>
+    <w:bookmarkEnd w:id="67"/>
+    <w:bookmarkStart w:id="68" w:name="Xb98372a8109c3ed22d48dbdc17ebaffc2f9bf9a"/>
     <w:p>
       <w:pPr>
         <w:pStyle w:val="Heading4"/>
@@ -24303,8 +21930,8 @@
         <w:t xml:space="preserve">rate ~ 1 + consensus</w:t>
       </w:r>
     </w:p>
-    <w:bookmarkEnd w:id="62"/>
-    <w:bookmarkStart w:id="63" w:name="Xa4e25e6bcbb671bc68e41deee860f92fe49a9cf"/>
+    <w:bookmarkEnd w:id="68"/>
+    <w:bookmarkStart w:id="69" w:name="Xa4e25e6bcbb671bc68e41deee860f92fe49a9cf"/>
     <w:p>
       <w:pPr>
         <w:pStyle w:val="Heading4"/>
@@ -24384,16 +22011,16 @@
         <w:t xml:space="preserve">      rate ~ 1 + consensus</w:t>
       </w:r>
     </w:p>
-    <w:bookmarkEnd w:id="63"/>
-    <w:bookmarkStart w:id="64" w:name="section"/>
+    <w:bookmarkEnd w:id="69"/>
+    <w:bookmarkStart w:id="70" w:name="section"/>
     <w:p>
       <w:pPr>
         <w:pStyle w:val="Heading4"/>
       </w:pPr>
     </w:p>
-    <w:bookmarkEnd w:id="64"/>
-    <w:bookmarkEnd w:id="65"/>
-    <w:bookmarkStart w:id="66" w:name="priors"/>
+    <w:bookmarkEnd w:id="70"/>
+    <w:bookmarkEnd w:id="71"/>
+    <w:bookmarkStart w:id="72" w:name="priors"/>
     <w:p>
       <w:pPr>
         <w:pStyle w:val="Heading3"/>
@@ -24748,9 +22375,9 @@
         </m:oMath>
       </m:oMathPara>
     </w:p>
-    <w:bookmarkEnd w:id="66"/>
-    <w:bookmarkEnd w:id="67"/>
-    <w:bookmarkEnd w:id="68"/>
+    <w:bookmarkEnd w:id="72"/>
+    <w:bookmarkEnd w:id="73"/>
+    <w:bookmarkEnd w:id="74"/>
     <w:sectPr>
       <w:headerReference r:id="rId10" w:type="even"/>
       <w:headerReference r:id="rId9" w:type="default"/>
